--- a/resources/dist/sheets/us-slavery-and-slave-trade-1850-student-sheet-en.docx
+++ b/resources/dist/sheets/us-slavery-and-slave-trade-1850-student-sheet-en.docx
@@ -76,7 +76,7 @@
         </w:rPr>
         <w:t xml:space="preserve">Open the map in MapMaker: </w:t>
       </w:r>
-      <w:hyperlink w:history="1" r:id="rIdbiwr8vaurbmrx3htq3dbg">
+      <w:hyperlink w:history="1" r:id="rIdkvfpvzk9joz3n-ulwzfzd">
         <w:r>
           <w:rPr>
             <w:i/>

--- a/resources/dist/sheets/us-slavery-and-slave-trade-1850-student-sheet-en.docx
+++ b/resources/dist/sheets/us-slavery-and-slave-trade-1850-student-sheet-en.docx
@@ -76,7 +76,7 @@
         </w:rPr>
         <w:t xml:space="preserve">Open the map in MapMaker: </w:t>
       </w:r>
-      <w:hyperlink w:history="1" r:id="rIdkvfpvzk9joz3n-ulwzfzd">
+      <w:hyperlink w:history="1" r:id="rIdmiujclhl417bm90rjht4v">
         <w:r>
           <w:rPr>
             <w:i/>

--- a/resources/dist/sheets/us-slavery-and-slave-trade-1850-student-sheet-en.docx
+++ b/resources/dist/sheets/us-slavery-and-slave-trade-1850-student-sheet-en.docx
@@ -76,7 +76,7 @@
         </w:rPr>
         <w:t xml:space="preserve">Open the map in MapMaker: </w:t>
       </w:r>
-      <w:hyperlink w:history="1" r:id="rIdmiujclhl417bm90rjht4v">
+      <w:hyperlink w:history="1" r:id="rIdu89zga_9wnrxogukkncod">
         <w:r>
           <w:rPr>
             <w:i/>

--- a/resources/dist/sheets/us-slavery-and-slave-trade-1850-student-sheet-en.docx
+++ b/resources/dist/sheets/us-slavery-and-slave-trade-1850-student-sheet-en.docx
@@ -76,7 +76,7 @@
         </w:rPr>
         <w:t xml:space="preserve">Open the map in MapMaker: </w:t>
       </w:r>
-      <w:hyperlink w:history="1" r:id="rIdu89zga_9wnrxogukkncod">
+      <w:hyperlink w:history="1" r:id="rId6kfvffdrsxs0c9yyt4_gq">
         <w:r>
           <w:rPr>
             <w:i/>

--- a/resources/dist/sheets/us-slavery-and-slave-trade-1850-student-sheet-en.docx
+++ b/resources/dist/sheets/us-slavery-and-slave-trade-1850-student-sheet-en.docx
@@ -76,7 +76,7 @@
         </w:rPr>
         <w:t xml:space="preserve">Open the map in MapMaker: </w:t>
       </w:r>
-      <w:hyperlink w:history="1" r:id="rId6kfvffdrsxs0c9yyt4_gq">
+      <w:hyperlink w:history="1" r:id="rIdbbzgytkattdy-bn9nly8w">
         <w:r>
           <w:rPr>
             <w:i/>

--- a/resources/dist/sheets/us-slavery-and-slave-trade-1850-student-sheet-en.docx
+++ b/resources/dist/sheets/us-slavery-and-slave-trade-1850-student-sheet-en.docx
@@ -76,7 +76,7 @@
         </w:rPr>
         <w:t xml:space="preserve">Open the map in MapMaker: </w:t>
       </w:r>
-      <w:hyperlink w:history="1" r:id="rIdbbzgytkattdy-bn9nly8w">
+      <w:hyperlink w:history="1" r:id="rId1oyq3kpexwnpjklwucfz5">
         <w:r>
           <w:rPr>
             <w:i/>

--- a/resources/dist/sheets/us-slavery-and-slave-trade-1850-student-sheet-en.docx
+++ b/resources/dist/sheets/us-slavery-and-slave-trade-1850-student-sheet-en.docx
@@ -76,7 +76,7 @@
         </w:rPr>
         <w:t xml:space="preserve">Open the map in MapMaker: </w:t>
       </w:r>
-      <w:hyperlink w:history="1" r:id="rId1oyq3kpexwnpjklwucfz5">
+      <w:hyperlink w:history="1" r:id="rIdc_ihxfklbrdrerle3kttg">
         <w:r>
           <w:rPr>
             <w:i/>

--- a/resources/dist/sheets/us-slavery-and-slave-trade-1850-student-sheet-en.docx
+++ b/resources/dist/sheets/us-slavery-and-slave-trade-1850-student-sheet-en.docx
@@ -76,7 +76,7 @@
         </w:rPr>
         <w:t xml:space="preserve">Open the map in MapMaker: </w:t>
       </w:r>
-      <w:hyperlink w:history="1" r:id="rIdc_ihxfklbrdrerle3kttg">
+      <w:hyperlink w:history="1" r:id="rIdr6hivgvsmc8lfg4zjlr7j">
         <w:r>
           <w:rPr>
             <w:i/>

--- a/resources/dist/sheets/us-slavery-and-slave-trade-1850-student-sheet-en.docx
+++ b/resources/dist/sheets/us-slavery-and-slave-trade-1850-student-sheet-en.docx
@@ -76,7 +76,7 @@
         </w:rPr>
         <w:t xml:space="preserve">Open the map in MapMaker: </w:t>
       </w:r>
-      <w:hyperlink w:history="1" r:id="rIdr6hivgvsmc8lfg4zjlr7j">
+      <w:hyperlink w:history="1" r:id="rId_67godvg11286hpternjc">
         <w:r>
           <w:rPr>
             <w:i/>

--- a/resources/dist/sheets/us-slavery-and-slave-trade-1850-student-sheet-en.docx
+++ b/resources/dist/sheets/us-slavery-and-slave-trade-1850-student-sheet-en.docx
@@ -76,7 +76,7 @@
         </w:rPr>
         <w:t xml:space="preserve">Open the map in MapMaker: </w:t>
       </w:r>
-      <w:hyperlink w:history="1" r:id="rId_67godvg11286hpternjc">
+      <w:hyperlink w:history="1" r:id="rIdqi9yq587z95d1gc0orola">
         <w:r>
           <w:rPr>
             <w:i/>

--- a/resources/dist/sheets/us-slavery-and-slave-trade-1850-student-sheet-en.docx
+++ b/resources/dist/sheets/us-slavery-and-slave-trade-1850-student-sheet-en.docx
@@ -76,7 +76,7 @@
         </w:rPr>
         <w:t xml:space="preserve">Open the map in MapMaker: </w:t>
       </w:r>
-      <w:hyperlink w:history="1" r:id="rIdqi9yq587z95d1gc0orola">
+      <w:hyperlink w:history="1" r:id="rId-mvel5is5qr_hy_spglvm">
         <w:r>
           <w:rPr>
             <w:i/>
@@ -92,6 +92,7 @@
     <w:p>
       <w:pPr>
         <w:pStyle w:val="ListParagraph"/>
+        <w:keepNext w:val="false"/>
         <w:numPr>
           <w:ilvl w:val="0"/>
           <w:numId w:val="2"/>
@@ -115,6 +116,7 @@
     </w:p>
     <w:p>
       <w:pPr>
+        <w:keepNext w:val="false"/>
         <w:pBdr>
           <w:bottom w:val="single" w:color="8A949F" w:sz="4" w:space="1"/>
         </w:pBdr>
@@ -129,6 +131,7 @@
     </w:p>
     <w:p>
       <w:pPr>
+        <w:keepNext w:val="false"/>
         <w:pBdr>
           <w:bottom w:val="single" w:color="8A949E" w:sz="4" w:space="1"/>
         </w:pBdr>
@@ -144,6 +147,7 @@
     <w:p>
       <w:pPr>
         <w:pStyle w:val="ListParagraph"/>
+        <w:keepNext w:val="false"/>
         <w:numPr>
           <w:ilvl w:val="0"/>
           <w:numId w:val="2"/>
@@ -167,6 +171,7 @@
     </w:p>
     <w:p>
       <w:pPr>
+        <w:keepNext w:val="false"/>
         <w:pBdr>
           <w:bottom w:val="single" w:color="8A949F" w:sz="4" w:space="1"/>
         </w:pBdr>
@@ -181,6 +186,7 @@
     </w:p>
     <w:p>
       <w:pPr>
+        <w:keepNext w:val="false"/>
         <w:pBdr>
           <w:bottom w:val="single" w:color="8A949E" w:sz="4" w:space="1"/>
         </w:pBdr>
@@ -196,6 +202,7 @@
     <w:p>
       <w:pPr>
         <w:pStyle w:val="ListParagraph"/>
+        <w:keepNext w:val="false"/>
         <w:numPr>
           <w:ilvl w:val="0"/>
           <w:numId w:val="2"/>
@@ -219,6 +226,7 @@
     </w:p>
     <w:p>
       <w:pPr>
+        <w:keepNext w:val="false"/>
         <w:pBdr>
           <w:bottom w:val="single" w:color="8A949F" w:sz="4" w:space="1"/>
         </w:pBdr>
@@ -233,6 +241,7 @@
     </w:p>
     <w:p>
       <w:pPr>
+        <w:keepNext w:val="false"/>
         <w:pBdr>
           <w:bottom w:val="single" w:color="8A949E" w:sz="4" w:space="1"/>
         </w:pBdr>
@@ -248,6 +257,7 @@
     <w:p>
       <w:pPr>
         <w:pStyle w:val="ListParagraph"/>
+        <w:keepNext w:val="false"/>
         <w:numPr>
           <w:ilvl w:val="0"/>
           <w:numId w:val="2"/>
@@ -271,6 +281,7 @@
     </w:p>
     <w:p>
       <w:pPr>
+        <w:keepNext w:val="false"/>
         <w:pBdr>
           <w:bottom w:val="single" w:color="8A949F" w:sz="4" w:space="1"/>
         </w:pBdr>
@@ -285,6 +296,7 @@
     </w:p>
     <w:p>
       <w:pPr>
+        <w:keepNext w:val="false"/>
         <w:pBdr>
           <w:bottom w:val="single" w:color="8A949E" w:sz="4" w:space="1"/>
         </w:pBdr>
@@ -299,6 +311,7 @@
     </w:p>
     <w:p>
       <w:pPr>
+        <w:keepNext w:val="false"/>
         <w:spacing w:before="320"/>
       </w:pPr>
       <w:r>
@@ -318,6 +331,7 @@
     </w:p>
     <w:p>
       <w:pPr>
+        <w:keepNext w:val="false"/>
         <w:pBdr>
           <w:bottom w:val="single" w:color="8A949F" w:sz="4" w:space="1"/>
         </w:pBdr>
@@ -332,6 +346,7 @@
     </w:p>
     <w:p>
       <w:pPr>
+        <w:keepNext w:val="false"/>
         <w:pBdr>
           <w:bottom w:val="single" w:color="8A949E" w:sz="4" w:space="1"/>
         </w:pBdr>
@@ -346,6 +361,7 @@
     </w:p>
     <w:p>
       <w:pPr>
+        <w:keepNext w:val="false"/>
         <w:pBdr>
           <w:bottom w:val="single" w:color="8A949F" w:sz="4" w:space="1"/>
         </w:pBdr>
@@ -781,6 +797,25 @@
       <w:szCs w:val="36"/>
     </w:rPr>
   </w:style>
+  <w:style w:type="paragraph" w:styleId="Heading2">
+    <w:name w:val="Heading 2"/>
+    <w:basedOn w:val="Normal"/>
+    <w:next w:val="Normal"/>
+    <w:qFormat/>
+    <w:pPr>
+      <w:keepNext/>
+      <w:spacing w:after="40" w:before="180"/>
+      <w:outlineLvl w:val="1"/>
+    </w:pPr>
+    <w:rPr>
+      <w:rFonts w:ascii="Arial" w:cs="Arial" w:eastAsia="Arial" w:hAnsi="Arial"/>
+      <w:b/>
+      <w:bCs/>
+      <w:color w:val="1F1F1F"/>
+      <w:sz w:val="28"/>
+      <w:szCs w:val="28"/>
+    </w:rPr>
+  </w:style>
   <w:style w:type="paragraph" w:styleId="Subtle">
     <w:name w:val="Subtle"/>
     <w:basedOn w:val="Normal"/>

--- a/resources/dist/sheets/us-slavery-and-slave-trade-1850-student-sheet-en.docx
+++ b/resources/dist/sheets/us-slavery-and-slave-trade-1850-student-sheet-en.docx
@@ -29,7 +29,7 @@
         <w:tabs>
           <w:tab w:val="left" w:pos="5200"/>
         </w:tabs>
-        <w:spacing w:after="200" w:before="200"/>
+        <w:spacing w:after="120" w:before="120"/>
       </w:pPr>
       <w:r>
         <w:rPr>
@@ -76,7 +76,7 @@
         </w:rPr>
         <w:t xml:space="preserve">Open the map in MapMaker: </w:t>
       </w:r>
-      <w:hyperlink w:history="1" r:id="rId-mvel5is5qr_hy_spglvm">
+      <w:hyperlink w:history="1" r:id="rIdsczipwd3dz_lpjte9ohjz">
         <w:r>
           <w:rPr>
             <w:i/>
@@ -91,8 +91,83 @@
     </w:p>
     <w:p>
       <w:pPr>
+        <w:pStyle w:val="Heading2"/>
+      </w:pPr>
+      <w:r>
+        <w:rPr>
+          <w:lang w:val="en-US"/>
+        </w:rPr>
+        <w:t xml:space="preserve">Before you start</w:t>
+      </w:r>
+    </w:p>
+    <w:p>
+      <w:pPr>
+        <w:spacing w:after="80"/>
+      </w:pPr>
+      <w:r>
+        <w:rPr>
+          <w:lang w:val="en-US"/>
+        </w:rPr>
+        <w:t xml:space="preserve">By 1850, the Northern states had ended slavery or passed laws to end it, but in the South slavery was legal and growing. More than 3 million people were enslaved in the United States. Each time a new state joined the Union, Congress argued over whether slavery would be allowed there.</w:t>
+      </w:r>
+    </w:p>
+    <w:p>
+      <w:pPr>
+        <w:pStyle w:val="Heading2"/>
+      </w:pPr>
+      <w:r>
+        <w:rPr>
+          <w:lang w:val="en-US"/>
+        </w:rPr>
+        <w:t xml:space="preserve">Reading the map</w:t>
+      </w:r>
+    </w:p>
+    <w:p>
+      <w:pPr>
+        <w:spacing w:after="80"/>
+      </w:pPr>
+      <w:r>
+        <w:rPr>
+          <w:lang w:val="en-US"/>
+        </w:rPr>
+        <w:t xml:space="preserve">States and territories are shaded brown if they were free and green if they allowed slavery; the paler shades mean free, or slave, because of a compromise. A gray dashed line marks the Missouri Compromise Line. Solid black lines are internal routes of the slave trade. They have no arrows. Dashed and dotted lines in the same layer show sea routes and the voyages of two ships, the Amistad and the Creole. Orange lines are approximate Underground Railroad routes. Zoom in to see the towns along them: orange dots in the United States, black dots in Canada.</w:t>
+      </w:r>
+    </w:p>
+    <w:p>
+      <w:pPr>
+        <w:shd w:fill="F3F3F3" w:val="clear"/>
+        <w:spacing w:after="120" w:before="60"/>
+      </w:pPr>
+      <w:r>
+        <w:rPr>
+          <w:b/>
+          <w:bCs/>
+          <w:lang w:val="en-US"/>
+        </w:rPr>
+        <w:t xml:space="preserve">Tip: </w:t>
+      </w:r>
+      <w:r>
+        <w:rPr>
+          <w:lang w:val="en-US"/>
+        </w:rPr>
+        <w:t xml:space="preserve">If a pop-up says 1 of 2 (or more), more than one thing is at that spot. Use the arrows in the pop-up to see each one.</w:t>
+      </w:r>
+    </w:p>
+    <w:p>
+      <w:pPr>
+        <w:pStyle w:val="Heading2"/>
+      </w:pPr>
+      <w:r>
+        <w:rPr>
+          <w:lang w:val="en-US"/>
+        </w:rPr>
+        <w:t xml:space="preserve">Questions</w:t>
+      </w:r>
+    </w:p>
+    <w:p>
+      <w:pPr>
         <w:pStyle w:val="ListParagraph"/>
-        <w:keepNext w:val="false"/>
+        <w:keepNext/>
         <w:numPr>
           <w:ilvl w:val="0"/>
           <w:numId w:val="2"/>
@@ -116,26 +191,41 @@
     </w:p>
     <w:p>
       <w:pPr>
+        <w:keepNext/>
+        <w:pBdr>
+          <w:bottom w:val="single" w:color="8A949F" w:sz="4" w:space="1"/>
+        </w:pBdr>
+        <w:spacing w:before="150"/>
+      </w:pPr>
+      <w:r>
+        <w:rPr>
+          <w:lang w:val="en-US"/>
+        </w:rPr>
+        <w:t xml:space="preserve"/>
+      </w:r>
+    </w:p>
+    <w:p>
+      <w:pPr>
+        <w:keepNext/>
+        <w:pBdr>
+          <w:bottom w:val="single" w:color="8A949E" w:sz="4" w:space="1"/>
+        </w:pBdr>
+        <w:spacing w:before="150"/>
+      </w:pPr>
+      <w:r>
+        <w:rPr>
+          <w:lang w:val="en-US"/>
+        </w:rPr>
+        <w:t xml:space="preserve"/>
+      </w:r>
+    </w:p>
+    <w:p>
+      <w:pPr>
         <w:keepNext w:val="false"/>
         <w:pBdr>
           <w:bottom w:val="single" w:color="8A949F" w:sz="4" w:space="1"/>
         </w:pBdr>
-        <w:spacing w:before="170"/>
-      </w:pPr>
-      <w:r>
-        <w:rPr>
-          <w:lang w:val="en-US"/>
-        </w:rPr>
-        <w:t xml:space="preserve"/>
-      </w:r>
-    </w:p>
-    <w:p>
-      <w:pPr>
-        <w:keepNext w:val="false"/>
-        <w:pBdr>
-          <w:bottom w:val="single" w:color="8A949E" w:sz="4" w:space="1"/>
-        </w:pBdr>
-        <w:spacing w:before="170"/>
+        <w:spacing w:before="150"/>
       </w:pPr>
       <w:r>
         <w:rPr>
@@ -147,7 +237,7 @@
     <w:p>
       <w:pPr>
         <w:pStyle w:val="ListParagraph"/>
-        <w:keepNext w:val="false"/>
+        <w:keepNext/>
         <w:numPr>
           <w:ilvl w:val="0"/>
           <w:numId w:val="2"/>
@@ -166,7 +256,37 @@
         <w:rPr>
           <w:lang w:val="en-US"/>
         </w:rPr>
-        <w:t xml:space="preserve">Find the Missouri Compromise Line. Slavery was banned north of it in the Louisiana Territory. Which slave state lies mostly north of the line?</w:t>
+        <w:t xml:space="preserve">Find the Missouri Compromise Line (the gray dashed line). Slavery was banned north of it in the Louisiana Territory. Which slave state lies mostly north of the line?</w:t>
+      </w:r>
+    </w:p>
+    <w:p>
+      <w:pPr>
+        <w:keepNext/>
+        <w:pBdr>
+          <w:bottom w:val="single" w:color="8A949F" w:sz="4" w:space="1"/>
+        </w:pBdr>
+        <w:spacing w:before="150"/>
+      </w:pPr>
+      <w:r>
+        <w:rPr>
+          <w:lang w:val="en-US"/>
+        </w:rPr>
+        <w:t xml:space="preserve"/>
+      </w:r>
+    </w:p>
+    <w:p>
+      <w:pPr>
+        <w:keepNext/>
+        <w:pBdr>
+          <w:bottom w:val="single" w:color="8A949E" w:sz="4" w:space="1"/>
+        </w:pBdr>
+        <w:spacing w:before="150"/>
+      </w:pPr>
+      <w:r>
+        <w:rPr>
+          <w:lang w:val="en-US"/>
+        </w:rPr>
+        <w:t xml:space="preserve"/>
       </w:r>
     </w:p>
     <w:p>
@@ -175,22 +295,7 @@
         <w:pBdr>
           <w:bottom w:val="single" w:color="8A949F" w:sz="4" w:space="1"/>
         </w:pBdr>
-        <w:spacing w:before="170"/>
-      </w:pPr>
-      <w:r>
-        <w:rPr>
-          <w:lang w:val="en-US"/>
-        </w:rPr>
-        <w:t xml:space="preserve"/>
-      </w:r>
-    </w:p>
-    <w:p>
-      <w:pPr>
-        <w:keepNext w:val="false"/>
-        <w:pBdr>
-          <w:bottom w:val="single" w:color="8A949E" w:sz="4" w:space="1"/>
-        </w:pBdr>
-        <w:spacing w:before="170"/>
+        <w:spacing w:before="150"/>
       </w:pPr>
       <w:r>
         <w:rPr>
@@ -202,7 +307,7 @@
     <w:p>
       <w:pPr>
         <w:pStyle w:val="ListParagraph"/>
-        <w:keepNext w:val="false"/>
+        <w:keepNext/>
         <w:numPr>
           <w:ilvl w:val="0"/>
           <w:numId w:val="2"/>
@@ -221,7 +326,37 @@
         <w:rPr>
           <w:lang w:val="en-US"/>
         </w:rPr>
-        <w:t xml:space="preserve">Follow the Internal Routes of the US Slave Trade. In which states do the routes start, and where do they end? In which direction were enslaved people forced to move?</w:t>
+        <w:t xml:space="preserve">Follow the solid black lines of the Internal Routes of the US Slave Trade. Which states do the routes connect? The lines have no arrows, so use what you have learned: in which direction were enslaved people forced to move?</w:t>
+      </w:r>
+    </w:p>
+    <w:p>
+      <w:pPr>
+        <w:keepNext/>
+        <w:pBdr>
+          <w:bottom w:val="single" w:color="8A949F" w:sz="4" w:space="1"/>
+        </w:pBdr>
+        <w:spacing w:before="150"/>
+      </w:pPr>
+      <w:r>
+        <w:rPr>
+          <w:lang w:val="en-US"/>
+        </w:rPr>
+        <w:t xml:space="preserve"/>
+      </w:r>
+    </w:p>
+    <w:p>
+      <w:pPr>
+        <w:keepNext/>
+        <w:pBdr>
+          <w:bottom w:val="single" w:color="8A949E" w:sz="4" w:space="1"/>
+        </w:pBdr>
+        <w:spacing w:before="150"/>
+      </w:pPr>
+      <w:r>
+        <w:rPr>
+          <w:lang w:val="en-US"/>
+        </w:rPr>
+        <w:t xml:space="preserve"/>
       </w:r>
     </w:p>
     <w:p>
@@ -230,22 +365,7 @@
         <w:pBdr>
           <w:bottom w:val="single" w:color="8A949F" w:sz="4" w:space="1"/>
         </w:pBdr>
-        <w:spacing w:before="170"/>
-      </w:pPr>
-      <w:r>
-        <w:rPr>
-          <w:lang w:val="en-US"/>
-        </w:rPr>
-        <w:t xml:space="preserve"/>
-      </w:r>
-    </w:p>
-    <w:p>
-      <w:pPr>
-        <w:keepNext w:val="false"/>
-        <w:pBdr>
-          <w:bottom w:val="single" w:color="8A949E" w:sz="4" w:space="1"/>
-        </w:pBdr>
-        <w:spacing w:before="170"/>
+        <w:spacing w:before="150"/>
       </w:pPr>
       <w:r>
         <w:rPr>
@@ -257,7 +377,7 @@
     <w:p>
       <w:pPr>
         <w:pStyle w:val="ListParagraph"/>
-        <w:keepNext w:val="false"/>
+        <w:keepNext/>
         <w:numPr>
           <w:ilvl w:val="0"/>
           <w:numId w:val="2"/>
@@ -276,7 +396,37 @@
         <w:rPr>
           <w:lang w:val="en-US"/>
         </w:rPr>
-        <w:t xml:space="preserve">Open the Illinois, Indiana, and Ohio bookmark. Follow the Underground Railroad routes north from the Ohio River. Where do they lead?</w:t>
+        <w:t xml:space="preserve">Open the Illinois, Indiana, and Ohio bookmark. Follow the orange Underground Railroad routes north from the Ohio River, and zoom in to read the names of the towns along them. Where do the routes lead?</w:t>
+      </w:r>
+    </w:p>
+    <w:p>
+      <w:pPr>
+        <w:keepNext/>
+        <w:pBdr>
+          <w:bottom w:val="single" w:color="8A949F" w:sz="4" w:space="1"/>
+        </w:pBdr>
+        <w:spacing w:before="150"/>
+      </w:pPr>
+      <w:r>
+        <w:rPr>
+          <w:lang w:val="en-US"/>
+        </w:rPr>
+        <w:t xml:space="preserve"/>
+      </w:r>
+    </w:p>
+    <w:p>
+      <w:pPr>
+        <w:keepNext/>
+        <w:pBdr>
+          <w:bottom w:val="single" w:color="8A949E" w:sz="4" w:space="1"/>
+        </w:pBdr>
+        <w:spacing w:before="150"/>
+      </w:pPr>
+      <w:r>
+        <w:rPr>
+          <w:lang w:val="en-US"/>
+        </w:rPr>
+        <w:t xml:space="preserve"/>
       </w:r>
     </w:p>
     <w:p>
@@ -285,33 +435,18 @@
         <w:pBdr>
           <w:bottom w:val="single" w:color="8A949F" w:sz="4" w:space="1"/>
         </w:pBdr>
-        <w:spacing w:before="170"/>
-      </w:pPr>
-      <w:r>
-        <w:rPr>
-          <w:lang w:val="en-US"/>
-        </w:rPr>
-        <w:t xml:space="preserve"/>
-      </w:r>
-    </w:p>
-    <w:p>
-      <w:pPr>
-        <w:keepNext w:val="false"/>
-        <w:pBdr>
-          <w:bottom w:val="single" w:color="8A949E" w:sz="4" w:space="1"/>
-        </w:pBdr>
-        <w:spacing w:before="170"/>
-      </w:pPr>
-      <w:r>
-        <w:rPr>
-          <w:lang w:val="en-US"/>
-        </w:rPr>
-        <w:t xml:space="preserve"/>
-      </w:r>
-    </w:p>
-    <w:p>
-      <w:pPr>
-        <w:keepNext w:val="false"/>
+        <w:spacing w:before="150"/>
+      </w:pPr>
+      <w:r>
+        <w:rPr>
+          <w:lang w:val="en-US"/>
+        </w:rPr>
+        <w:t xml:space="preserve"/>
+      </w:r>
+    </w:p>
+    <w:p>
+      <w:pPr>
+        <w:keepNext/>
         <w:spacing w:before="320"/>
       </w:pPr>
       <w:r>
@@ -331,11 +466,123 @@
     </w:p>
     <w:p>
       <w:pPr>
+        <w:keepNext/>
+        <w:pBdr>
+          <w:bottom w:val="single" w:color="8A949F" w:sz="4" w:space="1"/>
+        </w:pBdr>
+        <w:spacing w:before="150"/>
+      </w:pPr>
+      <w:r>
+        <w:rPr>
+          <w:lang w:val="en-US"/>
+        </w:rPr>
+        <w:t xml:space="preserve"/>
+      </w:r>
+    </w:p>
+    <w:p>
+      <w:pPr>
+        <w:keepNext/>
+        <w:pBdr>
+          <w:bottom w:val="single" w:color="8A949E" w:sz="4" w:space="1"/>
+        </w:pBdr>
+        <w:spacing w:before="150"/>
+      </w:pPr>
+      <w:r>
+        <w:rPr>
+          <w:lang w:val="en-US"/>
+        </w:rPr>
+        <w:t xml:space="preserve"/>
+      </w:r>
+    </w:p>
+    <w:p>
+      <w:pPr>
+        <w:keepNext/>
+        <w:pBdr>
+          <w:bottom w:val="single" w:color="8A949F" w:sz="4" w:space="1"/>
+        </w:pBdr>
+        <w:spacing w:before="150"/>
+      </w:pPr>
+      <w:r>
+        <w:rPr>
+          <w:lang w:val="en-US"/>
+        </w:rPr>
+        <w:t xml:space="preserve"/>
+      </w:r>
+    </w:p>
+    <w:p>
+      <w:pPr>
+        <w:keepNext/>
+        <w:pBdr>
+          <w:bottom w:val="single" w:color="8A949E" w:sz="4" w:space="1"/>
+        </w:pBdr>
+        <w:spacing w:before="150"/>
+      </w:pPr>
+      <w:r>
+        <w:rPr>
+          <w:lang w:val="en-US"/>
+        </w:rPr>
+        <w:t xml:space="preserve"/>
+      </w:r>
+    </w:p>
+    <w:p>
+      <w:pPr>
         <w:keepNext w:val="false"/>
         <w:pBdr>
           <w:bottom w:val="single" w:color="8A949F" w:sz="4" w:space="1"/>
         </w:pBdr>
-        <w:spacing w:before="170"/>
+        <w:spacing w:before="150"/>
+      </w:pPr>
+      <w:r>
+        <w:rPr>
+          <w:lang w:val="en-US"/>
+        </w:rPr>
+        <w:t xml:space="preserve"/>
+      </w:r>
+    </w:p>
+    <w:p>
+      <w:pPr>
+        <w:pStyle w:val="Heading2"/>
+      </w:pPr>
+      <w:r>
+        <w:rPr>
+          <w:lang w:val="en-US"/>
+        </w:rPr>
+        <w:t xml:space="preserve">Looking back</w:t>
+      </w:r>
+    </w:p>
+    <w:p>
+      <w:pPr>
+        <w:keepNext/>
+      </w:pPr>
+      <w:r>
+        <w:rPr>
+          <w:lang w:val="en-US"/>
+        </w:rPr>
+        <w:t xml:space="preserve">What did the map show you about slavery in 1850 that you might not have noticed from reading alone?</w:t>
+      </w:r>
+    </w:p>
+    <w:p>
+      <w:pPr>
+        <w:keepNext/>
+        <w:pBdr>
+          <w:bottom w:val="single" w:color="8A949F" w:sz="4" w:space="1"/>
+        </w:pBdr>
+        <w:spacing w:before="150"/>
+      </w:pPr>
+      <w:r>
+        <w:rPr>
+          <w:lang w:val="en-US"/>
+        </w:rPr>
+        <w:t xml:space="preserve"/>
+      </w:r>
+    </w:p>
+    <w:p>
+      <w:pPr>
+        <w:keepNext/>
+        <w:pBdr>
+          <w:bottom w:val="single" w:color="8A949E" w:sz="4" w:space="1"/>
+        </w:pBdr>
+        <w:spacing w:before="150"/>
       </w:pPr>
       <w:r>
         <w:rPr>
@@ -348,36 +595,33 @@
       <w:pPr>
         <w:keepNext w:val="false"/>
         <w:pBdr>
-          <w:bottom w:val="single" w:color="8A949E" w:sz="4" w:space="1"/>
-        </w:pBdr>
-        <w:spacing w:before="170"/>
-      </w:pPr>
-      <w:r>
-        <w:rPr>
-          <w:lang w:val="en-US"/>
-        </w:rPr>
-        <w:t xml:space="preserve"/>
-      </w:r>
-    </w:p>
-    <w:p>
-      <w:pPr>
-        <w:keepNext w:val="false"/>
-        <w:pBdr>
-          <w:bottom w:val="single" w:color="8A949F" w:sz="4" w:space="1"/>
-        </w:pBdr>
-        <w:spacing w:before="170"/>
-      </w:pPr>
-      <w:r>
-        <w:rPr>
-          <w:lang w:val="en-US"/>
-        </w:rPr>
-        <w:t xml:space="preserve"/>
+          <w:bottom w:val="single" w:color="8A949F" w:sz="4" w:space="1"/>
+        </w:pBdr>
+        <w:spacing w:before="150"/>
+      </w:pPr>
+      <w:r>
+        <w:rPr>
+          <w:lang w:val="en-US"/>
+        </w:rPr>
+        <w:t xml:space="preserve"/>
+      </w:r>
+    </w:p>
+    <w:p>
+      <w:pPr>
+        <w:pStyle w:val="Credits"/>
+        <w:spacing w:before="360"/>
+      </w:pPr>
+      <w:r>
+        <w:rPr>
+          <w:lang w:val="en-US"/>
+        </w:rPr>
+        <w:t xml:space="preserve">Map data: Traced from a map in Harper's Atlas of American History (1920), as the pop-ups say; Traced from Harper's Atlas of American History (1920); Traced from Harper's Atlas of American History (1920), an early-1900s interpretation; Not stated on the layer (hosted by the MapMaker team); Harper's Atlas of American History (1920).</w:t>
       </w:r>
     </w:p>
     <w:sectPr>
       <w:footerReference w:type="default" r:id="rId7"/>
       <w:pgSz w:w="12240" w:h="15840" w:orient="portrait"/>
-      <w:pgMar w:top="1080" w:right="1080" w:bottom="1080" w:left="1080" w:header="708" w:footer="500" w:gutter="0"/>
+      <w:pgMar w:top="900" w:right="1080" w:bottom="900" w:left="1080" w:header="708" w:footer="500" w:gutter="0"/>
       <w:pgNumType/>
       <w:docGrid w:linePitch="360"/>
     </w:sectPr>
@@ -436,7 +680,7 @@
       <w:rPr>
         <w:lang w:val="en-US"/>
       </w:rPr>
-      <w:t xml:space="preserve">US Slavery and Slave Trade, 1850, version 0.1.0. Map data: Traced from a map in Harper's Atlas of American History (1920), as the pop-ups say; Traced from Harper's Atlas of American History (1920); Traced from Harper's Atlas of American History (1920), an early-1900s interpretation; Not stated on the layer (hosted by the MapMaker team); Harper's Atlas of American History (1920).</w:t>
+      <w:t xml:space="preserve">US Slavery and Slave Trade, 1850, version 0.2.0.</w:t>
     </w:r>
   </w:p>
 </w:ftr>

--- a/resources/dist/sheets/us-slavery-and-slave-trade-1850-student-sheet-en.docx
+++ b/resources/dist/sheets/us-slavery-and-slave-trade-1850-student-sheet-en.docx
@@ -76,7 +76,7 @@
         </w:rPr>
         <w:t xml:space="preserve">Open the map in MapMaker: </w:t>
       </w:r>
-      <w:hyperlink w:history="1" r:id="rIdsczipwd3dz_lpjte9ohjz">
+      <w:hyperlink w:history="1" r:id="rIdyzaznfajl03zmyvgzdlre">
         <w:r>
           <w:rPr>
             <w:i/>

--- a/resources/dist/sheets/us-slavery-and-slave-trade-1850-student-sheet-en.docx
+++ b/resources/dist/sheets/us-slavery-and-slave-trade-1850-student-sheet-en.docx
@@ -7,9 +7,6 @@
         <w:pStyle w:val="Heading1"/>
       </w:pPr>
       <w:r>
-        <w:rPr>
-          <w:lang w:val="en-US"/>
-        </w:rPr>
         <w:t xml:space="preserve">US Slavery and Slave Trade, 1850</w:t>
       </w:r>
     </w:p>
@@ -18,30 +15,26 @@
         <w:pStyle w:val="Subtle"/>
       </w:pPr>
       <w:r>
-        <w:rPr>
-          <w:lang w:val="en-US"/>
-        </w:rPr>
         <w:t xml:space="preserve">Student sheet</w:t>
       </w:r>
     </w:p>
     <w:p>
       <w:pPr>
         <w:tabs>
-          <w:tab w:val="left" w:pos="5200"/>
+          <w:tab w:val="left" w:pos="5000" w:leader="underscore"/>
+          <w:tab w:val="left" w:pos="5600"/>
+          <w:tab w:val="left" w:pos="9400" w:leader="underscore"/>
         </w:tabs>
         <w:spacing w:after="120" w:before="120"/>
       </w:pPr>
       <w:r>
-        <w:rPr>
-          <w:lang w:val="en-US"/>
-        </w:rPr>
-        <w:t xml:space="preserve">Name: ____________________________</w:t>
-      </w:r>
-      <w:r>
-        <w:rPr>
-          <w:lang w:val="en-US"/>
-        </w:rPr>
-        <w:t xml:space="preserve">	Date: ______________</w:t>
+        <w:t xml:space="preserve">Name:</w:t>
+      </w:r>
+      <w:r>
+        <w:t xml:space="preserve">		Date:</w:t>
+      </w:r>
+      <w:r>
+        <w:t xml:space="preserve">	</w:t>
       </w:r>
     </w:p>
     <w:p>
@@ -53,37 +46,31 @@
         <w:rPr>
           <w:b/>
           <w:bCs/>
-          <w:lang w:val="en-US"/>
         </w:rPr>
         <w:t xml:space="preserve">Big question: </w:t>
       </w:r>
       <w:r>
-        <w:rPr>
-          <w:lang w:val="en-US"/>
-        </w:rPr>
         <w:t xml:space="preserve">How did slavery divide the United States by 1850?</w:t>
       </w:r>
     </w:p>
     <w:p>
       <w:pPr>
-        <w:spacing w:after="160"/>
+        <w:spacing w:after="40"/>
       </w:pPr>
       <w:r>
         <w:rPr>
           <w:i/>
           <w:iCs/>
-          <w:lang w:val="en-US"/>
         </w:rPr>
         <w:t xml:space="preserve">Open the map in MapMaker: </w:t>
       </w:r>
-      <w:hyperlink w:history="1" r:id="rIdyzaznfajl03zmyvgzdlre">
+      <w:hyperlink w:history="1" r:id="rId2x9pj18neycfludu6rod2">
         <w:r>
           <w:rPr>
             <w:i/>
             <w:iCs/>
             <w:color w:val="0A4FA8"/>
             <w:u w:val="single"/>
-            <w:lang w:val="en-US"/>
           </w:rPr>
           <w:t xml:space="preserve">US Slavery and Slave Trade, 1850</w:t>
         </w:r>
@@ -91,12 +78,18 @@
     </w:p>
     <w:p>
       <w:pPr>
+        <w:pStyle w:val="Credits"/>
+        <w:spacing w:after="160"/>
+      </w:pPr>
+      <w:r>
+        <w:t xml:space="preserve">Map address: https://mpmkr.maps.arcgis.com/apps/instant/atlas/index.html?appid=0cd1cdee853c413a84bfe4b9a6931f0d&amp;webmap=819f60a5a3344d958d24f505849abaaa</w:t>
+      </w:r>
+    </w:p>
+    <w:p>
+      <w:pPr>
         <w:pStyle w:val="Heading2"/>
       </w:pPr>
       <w:r>
-        <w:rPr>
-          <w:lang w:val="en-US"/>
-        </w:rPr>
         <w:t xml:space="preserve">Before you start</w:t>
       </w:r>
     </w:p>
@@ -105,9 +98,6 @@
         <w:spacing w:after="80"/>
       </w:pPr>
       <w:r>
-        <w:rPr>
-          <w:lang w:val="en-US"/>
-        </w:rPr>
         <w:t xml:space="preserve">By 1850, the Northern states had ended slavery or passed laws to end it, but in the South slavery was legal and growing. More than 3 million people were enslaved in the United States. Each time a new state joined the Union, Congress argued over whether slavery would be allowed there.</w:t>
       </w:r>
     </w:p>
@@ -116,9 +106,6 @@
         <w:pStyle w:val="Heading2"/>
       </w:pPr>
       <w:r>
-        <w:rPr>
-          <w:lang w:val="en-US"/>
-        </w:rPr>
         <w:t xml:space="preserve">Reading the map</w:t>
       </w:r>
     </w:p>
@@ -127,10 +114,7 @@
         <w:spacing w:after="80"/>
       </w:pPr>
       <w:r>
-        <w:rPr>
-          <w:lang w:val="en-US"/>
-        </w:rPr>
-        <w:t xml:space="preserve">States and territories are shaded brown if they were free and green if they allowed slavery; the paler shades mean free, or slave, because of a compromise. A gray dashed line marks the Missouri Compromise Line. Solid black lines are internal routes of the slave trade. They have no arrows. Dashed and dotted lines in the same layer show sea routes and the voyages of two ships, the Amistad and the Creole. Orange lines are approximate Underground Railroad routes. Zoom in to see the towns along them: orange dots in the United States, black dots in Canada.</w:t>
+        <w:t xml:space="preserve">States and territories are shaded brown if they were free and green if they allowed slavery; the paler shades mean free, or slave, because of a compromise. Open the legend to see the four groups. Click a state to read its name and year in the pop-up. A gray dashed line marks the Missouri Compromise Line; click it for its pop-up. Solid black lines are internal routes of the slave trade. They have no arrows. Dashed and dotted lines in the same layer show sea routes and the voyages of two ships, the Amistad and the Creole. Orange lines are approximate Underground Railroad routes. Zoom in to see the towns along them: orange dots in the United States, black dots in Canada.</w:t>
       </w:r>
     </w:p>
     <w:p>
@@ -142,14 +126,10 @@
         <w:rPr>
           <w:b/>
           <w:bCs/>
-          <w:lang w:val="en-US"/>
         </w:rPr>
         <w:t xml:space="preserve">Tip: </w:t>
       </w:r>
       <w:r>
-        <w:rPr>
-          <w:lang w:val="en-US"/>
-        </w:rPr>
         <w:t xml:space="preserve">If a pop-up says 1 of 2 (or more), more than one thing is at that spot. Use the arrows in the pop-up to see each one.</w:t>
       </w:r>
     </w:p>
@@ -158,9 +138,6 @@
         <w:pStyle w:val="Heading2"/>
       </w:pPr>
       <w:r>
-        <w:rPr>
-          <w:lang w:val="en-US"/>
-        </w:rPr>
         <w:t xml:space="preserve">Questions</w:t>
       </w:r>
     </w:p>
@@ -178,15 +155,11 @@
         <w:rPr>
           <w:b/>
           <w:bCs/>
-          <w:lang w:val="en-US"/>
-        </w:rPr>
-        <w:t xml:space="preserve">Free states and slave states </w:t>
-      </w:r>
-      <w:r>
-        <w:rPr>
-          <w:lang w:val="en-US"/>
-        </w:rPr>
-        <w:t xml:space="preserve">Use the legend to find the free states and the slave states. How many of each are there? Where is the line between them in the East?</w:t>
+        </w:rPr>
+        <w:t xml:space="preserve">Free states and slave states. </w:t>
+      </w:r>
+      <w:r>
+        <w:t xml:space="preserve">Open the legend and find the four groups for US States and Territories 1850. Count the states shaded as Free states and as Slave states; click a state to read its name. Then click two states to read what year each became free or slave. Where is the line between free and slave states in the East?</w:t>
       </w:r>
     </w:p>
     <w:p>
@@ -195,12 +168,9 @@
         <w:pBdr>
           <w:bottom w:val="single" w:color="8A949F" w:sz="4" w:space="1"/>
         </w:pBdr>
-        <w:spacing w:before="150"/>
-      </w:pPr>
-      <w:r>
-        <w:rPr>
-          <w:lang w:val="en-US"/>
-        </w:rPr>
+        <w:spacing w:before="130" w:line="260"/>
+      </w:pPr>
+      <w:r>
         <w:t xml:space="preserve"/>
       </w:r>
     </w:p>
@@ -210,12 +180,21 @@
         <w:pBdr>
           <w:bottom w:val="single" w:color="8A949E" w:sz="4" w:space="1"/>
         </w:pBdr>
-        <w:spacing w:before="150"/>
-      </w:pPr>
-      <w:r>
-        <w:rPr>
-          <w:lang w:val="en-US"/>
-        </w:rPr>
+        <w:spacing w:before="130" w:line="260"/>
+      </w:pPr>
+      <w:r>
+        <w:t xml:space="preserve"/>
+      </w:r>
+    </w:p>
+    <w:p>
+      <w:pPr>
+        <w:keepNext/>
+        <w:pBdr>
+          <w:bottom w:val="single" w:color="8A949F" w:sz="4" w:space="1"/>
+        </w:pBdr>
+        <w:spacing w:before="130" w:line="260"/>
+      </w:pPr>
+      <w:r>
         <w:t xml:space="preserve"/>
       </w:r>
     </w:p>
@@ -223,14 +202,11 @@
       <w:pPr>
         <w:keepNext w:val="false"/>
         <w:pBdr>
-          <w:bottom w:val="single" w:color="8A949F" w:sz="4" w:space="1"/>
-        </w:pBdr>
-        <w:spacing w:before="150"/>
-      </w:pPr>
-      <w:r>
-        <w:rPr>
-          <w:lang w:val="en-US"/>
-        </w:rPr>
+          <w:bottom w:val="single" w:color="8A949E" w:sz="4" w:space="1"/>
+        </w:pBdr>
+        <w:spacing w:before="130" w:line="260"/>
+      </w:pPr>
+      <w:r>
         <w:t xml:space="preserve"/>
       </w:r>
     </w:p>
@@ -248,15 +224,11 @@
         <w:rPr>
           <w:b/>
           <w:bCs/>
-          <w:lang w:val="en-US"/>
-        </w:rPr>
-        <w:t xml:space="preserve">The Missouri Compromise </w:t>
-      </w:r>
-      <w:r>
-        <w:rPr>
-          <w:lang w:val="en-US"/>
-        </w:rPr>
-        <w:t xml:space="preserve">Find the Missouri Compromise Line (the gray dashed line). Slavery was banned north of it in the Louisiana Territory. Which slave state lies mostly north of the line?</w:t>
+        </w:rPr>
+        <w:t xml:space="preserve">The Missouri Compromise. </w:t>
+      </w:r>
+      <w:r>
+        <w:t xml:space="preserve">Find the Missouri Compromise Line (the gray dashed line) and click it to read its pop-up. What year was it enacted? Slavery was banned north of it in the Louisiana Territory. Which slave state lies mostly north of the line, and why does that matter?</w:t>
       </w:r>
     </w:p>
     <w:p>
@@ -265,42 +237,21 @@
         <w:pBdr>
           <w:bottom w:val="single" w:color="8A949F" w:sz="4" w:space="1"/>
         </w:pBdr>
-        <w:spacing w:before="150"/>
-      </w:pPr>
-      <w:r>
-        <w:rPr>
-          <w:lang w:val="en-US"/>
-        </w:rPr>
-        <w:t xml:space="preserve"/>
-      </w:r>
-    </w:p>
-    <w:p>
-      <w:pPr>
-        <w:keepNext/>
+        <w:spacing w:before="130" w:line="260"/>
+      </w:pPr>
+      <w:r>
+        <w:t xml:space="preserve"/>
+      </w:r>
+    </w:p>
+    <w:p>
+      <w:pPr>
+        <w:keepNext w:val="false"/>
         <w:pBdr>
           <w:bottom w:val="single" w:color="8A949E" w:sz="4" w:space="1"/>
         </w:pBdr>
-        <w:spacing w:before="150"/>
-      </w:pPr>
-      <w:r>
-        <w:rPr>
-          <w:lang w:val="en-US"/>
-        </w:rPr>
-        <w:t xml:space="preserve"/>
-      </w:r>
-    </w:p>
-    <w:p>
-      <w:pPr>
-        <w:keepNext w:val="false"/>
-        <w:pBdr>
-          <w:bottom w:val="single" w:color="8A949F" w:sz="4" w:space="1"/>
-        </w:pBdr>
-        <w:spacing w:before="150"/>
-      </w:pPr>
-      <w:r>
-        <w:rPr>
-          <w:lang w:val="en-US"/>
-        </w:rPr>
+        <w:spacing w:before="130" w:line="260"/>
+      </w:pPr>
+      <w:r>
         <w:t xml:space="preserve"/>
       </w:r>
     </w:p>
@@ -318,15 +269,11 @@
         <w:rPr>
           <w:b/>
           <w:bCs/>
-          <w:lang w:val="en-US"/>
-        </w:rPr>
-        <w:t xml:space="preserve">The internal slave trade </w:t>
-      </w:r>
-      <w:r>
-        <w:rPr>
-          <w:lang w:val="en-US"/>
-        </w:rPr>
-        <w:t xml:space="preserve">Follow the solid black lines of the Internal Routes of the US Slave Trade. Which states do the routes connect? The lines have no arrows, so use what you have learned: in which direction were enslaved people forced to move?</w:t>
+        </w:rPr>
+        <w:t xml:space="preserve">The internal slave trade. </w:t>
+      </w:r>
+      <w:r>
+        <w:t xml:space="preserve">In Map layers, turn off Underground Railroad Approximate Routes so the solid black lines of Internal Routes of the US Slave Trade stand out. Click the states where the lines begin and where they come together to read their names. Where do the lines reach the coast? The lines have no arrows: from the pattern and what you have learned, which way were enslaved people forced to move?</w:t>
       </w:r>
     </w:p>
     <w:p>
@@ -335,42 +282,21 @@
         <w:pBdr>
           <w:bottom w:val="single" w:color="8A949F" w:sz="4" w:space="1"/>
         </w:pBdr>
-        <w:spacing w:before="150"/>
-      </w:pPr>
-      <w:r>
-        <w:rPr>
-          <w:lang w:val="en-US"/>
-        </w:rPr>
-        <w:t xml:space="preserve"/>
-      </w:r>
-    </w:p>
-    <w:p>
-      <w:pPr>
-        <w:keepNext/>
+        <w:spacing w:before="130" w:line="260"/>
+      </w:pPr>
+      <w:r>
+        <w:t xml:space="preserve"/>
+      </w:r>
+    </w:p>
+    <w:p>
+      <w:pPr>
+        <w:keepNext w:val="false"/>
         <w:pBdr>
           <w:bottom w:val="single" w:color="8A949E" w:sz="4" w:space="1"/>
         </w:pBdr>
-        <w:spacing w:before="150"/>
-      </w:pPr>
-      <w:r>
-        <w:rPr>
-          <w:lang w:val="en-US"/>
-        </w:rPr>
-        <w:t xml:space="preserve"/>
-      </w:r>
-    </w:p>
-    <w:p>
-      <w:pPr>
-        <w:keepNext w:val="false"/>
-        <w:pBdr>
-          <w:bottom w:val="single" w:color="8A949F" w:sz="4" w:space="1"/>
-        </w:pBdr>
-        <w:spacing w:before="150"/>
-      </w:pPr>
-      <w:r>
-        <w:rPr>
-          <w:lang w:val="en-US"/>
-        </w:rPr>
+        <w:spacing w:before="130" w:line="260"/>
+      </w:pPr>
+      <w:r>
         <w:t xml:space="preserve"/>
       </w:r>
     </w:p>
@@ -388,15 +314,11 @@
         <w:rPr>
           <w:b/>
           <w:bCs/>
-          <w:lang w:val="en-US"/>
-        </w:rPr>
-        <w:t xml:space="preserve">Routes to freedom </w:t>
-      </w:r>
-      <w:r>
-        <w:rPr>
-          <w:lang w:val="en-US"/>
-        </w:rPr>
-        <w:t xml:space="preserve">Open the Illinois, Indiana, and Ohio bookmark. Follow the orange Underground Railroad routes north from the Ohio River, and zoom in to read the names of the towns along them. Where do the routes lead?</w:t>
+        </w:rPr>
+        <w:t xml:space="preserve">Routes to freedom. </w:t>
+      </w:r>
+      <w:r>
+        <w:t xml:space="preserve">Open the Illinois, Indiana, and Ohio bookmark. Follow the orange Underground Railroad routes north from the Ohio River, and zoom in to read the names of the towns along them. Where do the routes lead? Why do you think many keep going past the free states?</w:t>
       </w:r>
     </w:p>
     <w:p>
@@ -405,42 +327,21 @@
         <w:pBdr>
           <w:bottom w:val="single" w:color="8A949F" w:sz="4" w:space="1"/>
         </w:pBdr>
-        <w:spacing w:before="150"/>
-      </w:pPr>
-      <w:r>
-        <w:rPr>
-          <w:lang w:val="en-US"/>
-        </w:rPr>
-        <w:t xml:space="preserve"/>
-      </w:r>
-    </w:p>
-    <w:p>
-      <w:pPr>
-        <w:keepNext/>
+        <w:spacing w:before="130" w:line="260"/>
+      </w:pPr>
+      <w:r>
+        <w:t xml:space="preserve"/>
+      </w:r>
+    </w:p>
+    <w:p>
+      <w:pPr>
+        <w:keepNext w:val="false"/>
         <w:pBdr>
           <w:bottom w:val="single" w:color="8A949E" w:sz="4" w:space="1"/>
         </w:pBdr>
-        <w:spacing w:before="150"/>
-      </w:pPr>
-      <w:r>
-        <w:rPr>
-          <w:lang w:val="en-US"/>
-        </w:rPr>
-        <w:t xml:space="preserve"/>
-      </w:r>
-    </w:p>
-    <w:p>
-      <w:pPr>
-        <w:keepNext w:val="false"/>
-        <w:pBdr>
-          <w:bottom w:val="single" w:color="8A949F" w:sz="4" w:space="1"/>
-        </w:pBdr>
-        <w:spacing w:before="150"/>
-      </w:pPr>
-      <w:r>
-        <w:rPr>
-          <w:lang w:val="en-US"/>
-        </w:rPr>
+        <w:spacing w:before="130" w:line="260"/>
+      </w:pPr>
+      <w:r>
         <w:t xml:space="preserve"/>
       </w:r>
     </w:p>
@@ -453,14 +354,10 @@
         <w:rPr>
           <w:b/>
           <w:bCs/>
-          <w:lang w:val="en-US"/>
         </w:rPr>
         <w:t xml:space="preserve">Your answer: </w:t>
       </w:r>
       <w:r>
-        <w:rPr>
-          <w:lang w:val="en-US"/>
-        </w:rPr>
         <w:t xml:space="preserve">Answer the big question using evidence from at least two layers on the map. You can write a paragraph, sketch on the map, or both.</w:t>
       </w:r>
     </w:p>
@@ -470,12 +367,9 @@
         <w:pBdr>
           <w:bottom w:val="single" w:color="8A949F" w:sz="4" w:space="1"/>
         </w:pBdr>
-        <w:spacing w:before="150"/>
-      </w:pPr>
-      <w:r>
-        <w:rPr>
-          <w:lang w:val="en-US"/>
-        </w:rPr>
+        <w:spacing w:before="130" w:line="260"/>
+      </w:pPr>
+      <w:r>
         <w:t xml:space="preserve"/>
       </w:r>
     </w:p>
@@ -485,136 +379,70 @@
         <w:pBdr>
           <w:bottom w:val="single" w:color="8A949E" w:sz="4" w:space="1"/>
         </w:pBdr>
-        <w:spacing w:before="150"/>
-      </w:pPr>
-      <w:r>
-        <w:rPr>
-          <w:lang w:val="en-US"/>
-        </w:rPr>
-        <w:t xml:space="preserve"/>
-      </w:r>
-    </w:p>
-    <w:p>
-      <w:pPr>
-        <w:keepNext/>
+        <w:spacing w:before="130" w:line="260"/>
+      </w:pPr>
+      <w:r>
+        <w:t xml:space="preserve"/>
+      </w:r>
+    </w:p>
+    <w:p>
+      <w:pPr>
+        <w:keepNext w:val="false"/>
         <w:pBdr>
           <w:bottom w:val="single" w:color="8A949F" w:sz="4" w:space="1"/>
         </w:pBdr>
-        <w:spacing w:before="150"/>
-      </w:pPr>
-      <w:r>
-        <w:rPr>
-          <w:lang w:val="en-US"/>
-        </w:rPr>
-        <w:t xml:space="preserve"/>
-      </w:r>
-    </w:p>
-    <w:p>
-      <w:pPr>
-        <w:keepNext/>
+        <w:spacing w:before="130" w:line="260"/>
+      </w:pPr>
+      <w:r>
+        <w:t xml:space="preserve"/>
+      </w:r>
+    </w:p>
+    <w:p>
+      <w:pPr>
+        <w:pStyle w:val="Heading2"/>
+      </w:pPr>
+      <w:r>
+        <w:t xml:space="preserve">Looking back</w:t>
+      </w:r>
+    </w:p>
+    <w:p>
+      <w:pPr>
+        <w:keepNext/>
+      </w:pPr>
+      <w:r>
+        <w:t xml:space="preserve">What did the map show you about slavery in 1850 that you might not have noticed from reading alone?</w:t>
+      </w:r>
+    </w:p>
+    <w:p>
+      <w:pPr>
+        <w:keepNext/>
+        <w:pBdr>
+          <w:bottom w:val="single" w:color="8A949F" w:sz="4" w:space="1"/>
+        </w:pBdr>
+        <w:spacing w:before="130" w:line="260"/>
+      </w:pPr>
+      <w:r>
+        <w:t xml:space="preserve"/>
+      </w:r>
+    </w:p>
+    <w:p>
+      <w:pPr>
+        <w:keepNext w:val="false"/>
         <w:pBdr>
           <w:bottom w:val="single" w:color="8A949E" w:sz="4" w:space="1"/>
         </w:pBdr>
-        <w:spacing w:before="150"/>
-      </w:pPr>
-      <w:r>
-        <w:rPr>
-          <w:lang w:val="en-US"/>
-        </w:rPr>
-        <w:t xml:space="preserve"/>
-      </w:r>
-    </w:p>
-    <w:p>
-      <w:pPr>
-        <w:keepNext w:val="false"/>
-        <w:pBdr>
-          <w:bottom w:val="single" w:color="8A949F" w:sz="4" w:space="1"/>
-        </w:pBdr>
-        <w:spacing w:before="150"/>
-      </w:pPr>
-      <w:r>
-        <w:rPr>
-          <w:lang w:val="en-US"/>
-        </w:rPr>
-        <w:t xml:space="preserve"/>
-      </w:r>
-    </w:p>
-    <w:p>
-      <w:pPr>
-        <w:pStyle w:val="Heading2"/>
-      </w:pPr>
-      <w:r>
-        <w:rPr>
-          <w:lang w:val="en-US"/>
-        </w:rPr>
-        <w:t xml:space="preserve">Looking back</w:t>
-      </w:r>
-    </w:p>
-    <w:p>
-      <w:pPr>
-        <w:keepNext/>
-      </w:pPr>
-      <w:r>
-        <w:rPr>
-          <w:lang w:val="en-US"/>
-        </w:rPr>
-        <w:t xml:space="preserve">What did the map show you about slavery in 1850 that you might not have noticed from reading alone?</w:t>
-      </w:r>
-    </w:p>
-    <w:p>
-      <w:pPr>
-        <w:keepNext/>
-        <w:pBdr>
-          <w:bottom w:val="single" w:color="8A949F" w:sz="4" w:space="1"/>
-        </w:pBdr>
-        <w:spacing w:before="150"/>
-      </w:pPr>
-      <w:r>
-        <w:rPr>
-          <w:lang w:val="en-US"/>
-        </w:rPr>
-        <w:t xml:space="preserve"/>
-      </w:r>
-    </w:p>
-    <w:p>
-      <w:pPr>
-        <w:keepNext/>
-        <w:pBdr>
-          <w:bottom w:val="single" w:color="8A949E" w:sz="4" w:space="1"/>
-        </w:pBdr>
-        <w:spacing w:before="150"/>
-      </w:pPr>
-      <w:r>
-        <w:rPr>
-          <w:lang w:val="en-US"/>
-        </w:rPr>
-        <w:t xml:space="preserve"/>
-      </w:r>
-    </w:p>
-    <w:p>
-      <w:pPr>
-        <w:keepNext w:val="false"/>
-        <w:pBdr>
-          <w:bottom w:val="single" w:color="8A949F" w:sz="4" w:space="1"/>
-        </w:pBdr>
-        <w:spacing w:before="150"/>
-      </w:pPr>
-      <w:r>
-        <w:rPr>
-          <w:lang w:val="en-US"/>
-        </w:rPr>
+        <w:spacing w:before="130" w:line="260"/>
+      </w:pPr>
+      <w:r>
         <w:t xml:space="preserve"/>
       </w:r>
     </w:p>
     <w:p>
       <w:pPr>
         <w:pStyle w:val="Credits"/>
-        <w:spacing w:before="360"/>
-      </w:pPr>
-      <w:r>
-        <w:rPr>
-          <w:lang w:val="en-US"/>
-        </w:rPr>
+        <w:spacing w:before="120"/>
+      </w:pPr>
+      <w:r>
         <w:t xml:space="preserve">Map data: Traced from a map in Harper's Atlas of American History (1920), as the pop-ups say; Traced from Harper's Atlas of American History (1920); Traced from Harper's Atlas of American History (1920), an early-1900s interpretation; Not stated on the layer (hosted by the MapMaker team); Harper's Atlas of American History (1920).</w:t>
       </w:r>
     </w:p>
@@ -677,10 +505,7 @@
       <w:pStyle w:val="Credits"/>
     </w:pPr>
     <w:r>
-      <w:rPr>
-        <w:lang w:val="en-US"/>
-      </w:rPr>
-      <w:t xml:space="preserve">US Slavery and Slave Trade, 1850, version 0.2.0.</w:t>
+      <w:t xml:space="preserve">US Slavery and Slave Trade, 1850, 0.3.0.</w:t>
     </w:r>
   </w:p>
 </w:ftr>
@@ -844,6 +669,7 @@
         <w:rFonts w:ascii="Arial" w:cs="Arial" w:eastAsia="Arial" w:hAnsi="Arial"/>
         <w:sz w:val="24"/>
         <w:szCs w:val="24"/>
+        <w:lang w:val="en-US"/>
       </w:rPr>
     </w:rPrDefault>
     <w:pPrDefault>
@@ -867,10 +693,17 @@
     <w:basedOn w:val="Normal"/>
     <w:next w:val="Normal"/>
     <w:qFormat/>
-    <w:rPr>
-      <w:color w:val="2E74B5"/>
-      <w:sz w:val="32"/>
-      <w:szCs w:val="32"/>
+    <w:pPr>
+      <w:spacing w:after="60"/>
+      <w:outlineLvl w:val="0"/>
+    </w:pPr>
+    <w:rPr>
+      <w:rFonts w:ascii="Arial" w:cs="Arial" w:eastAsia="Arial" w:hAnsi="Arial"/>
+      <w:b/>
+      <w:bCs/>
+      <w:color w:val="1F1F1F"/>
+      <w:sz w:val="36"/>
+      <w:szCs w:val="36"/>
     </w:rPr>
   </w:style>
   <w:style w:type="paragraph" w:styleId="Heading2">
@@ -878,10 +711,18 @@
     <w:basedOn w:val="Normal"/>
     <w:next w:val="Normal"/>
     <w:qFormat/>
-    <w:rPr>
-      <w:color w:val="2E74B5"/>
-      <w:sz w:val="26"/>
-      <w:szCs w:val="26"/>
+    <w:pPr>
+      <w:keepNext/>
+      <w:spacing w:after="40" w:before="180"/>
+      <w:outlineLvl w:val="1"/>
+    </w:pPr>
+    <w:rPr>
+      <w:rFonts w:ascii="Arial" w:cs="Arial" w:eastAsia="Arial" w:hAnsi="Arial"/>
+      <w:b/>
+      <w:bCs/>
+      <w:color w:val="1F1F1F"/>
+      <w:sz w:val="28"/>
+      <w:szCs w:val="28"/>
     </w:rPr>
   </w:style>
   <w:style w:type="paragraph" w:styleId="Heading3">
@@ -889,8 +730,16 @@
     <w:basedOn w:val="Normal"/>
     <w:next w:val="Normal"/>
     <w:qFormat/>
-    <w:rPr>
-      <w:color w:val="1F4D78"/>
+    <w:pPr>
+      <w:keepNext/>
+      <w:spacing w:after="40" w:before="140"/>
+      <w:outlineLvl w:val="2"/>
+    </w:pPr>
+    <w:rPr>
+      <w:rFonts w:ascii="Arial" w:cs="Arial" w:eastAsia="Arial" w:hAnsi="Arial"/>
+      <w:b/>
+      <w:bCs/>
+      <w:color w:val="1F1F1F"/>
       <w:sz w:val="24"/>
       <w:szCs w:val="24"/>
     </w:rPr>
@@ -1023,51 +872,14 @@
       <w:szCs w:val="20"/>
     </w:rPr>
   </w:style>
-  <w:style w:type="paragraph" w:styleId="Heading1">
-    <w:name w:val="Heading 1"/>
-    <w:basedOn w:val="Normal"/>
-    <w:next w:val="Normal"/>
-    <w:qFormat/>
-    <w:pPr>
-      <w:spacing w:after="60"/>
-      <w:outlineLvl w:val="0"/>
-    </w:pPr>
-    <w:rPr>
-      <w:rFonts w:ascii="Arial" w:cs="Arial" w:eastAsia="Arial" w:hAnsi="Arial"/>
-      <w:b/>
-      <w:bCs/>
-      <w:color w:val="1F1F1F"/>
-      <w:sz w:val="36"/>
-      <w:szCs w:val="36"/>
-    </w:rPr>
-  </w:style>
-  <w:style w:type="paragraph" w:styleId="Heading2">
-    <w:name w:val="Heading 2"/>
-    <w:basedOn w:val="Normal"/>
-    <w:next w:val="Normal"/>
-    <w:qFormat/>
-    <w:pPr>
-      <w:keepNext/>
-      <w:spacing w:after="40" w:before="180"/>
-      <w:outlineLvl w:val="1"/>
-    </w:pPr>
-    <w:rPr>
-      <w:rFonts w:ascii="Arial" w:cs="Arial" w:eastAsia="Arial" w:hAnsi="Arial"/>
-      <w:b/>
-      <w:bCs/>
-      <w:color w:val="1F1F1F"/>
-      <w:sz w:val="28"/>
-      <w:szCs w:val="28"/>
-    </w:rPr>
-  </w:style>
   <w:style w:type="paragraph" w:styleId="Subtle">
     <w:name w:val="Subtle"/>
     <w:basedOn w:val="Normal"/>
     <w:rPr>
       <w:rFonts w:ascii="Arial" w:cs="Arial" w:eastAsia="Arial" w:hAnsi="Arial"/>
       <w:color w:val="555555"/>
-      <w:sz w:val="20"/>
-      <w:szCs w:val="20"/>
+      <w:sz w:val="22"/>
+      <w:szCs w:val="22"/>
     </w:rPr>
   </w:style>
   <w:style w:type="paragraph" w:styleId="Credits">
@@ -1079,8 +891,8 @@
     <w:rPr>
       <w:rFonts w:ascii="Arial" w:cs="Arial" w:eastAsia="Arial" w:hAnsi="Arial"/>
       <w:color w:val="555555"/>
-      <w:sz w:val="16"/>
-      <w:szCs w:val="16"/>
+      <w:sz w:val="18"/>
+      <w:szCs w:val="18"/>
     </w:rPr>
   </w:style>
 </w:styles>

--- a/resources/dist/sheets/us-slavery-and-slave-trade-1850-student-sheet-en.docx
+++ b/resources/dist/sheets/us-slavery-and-slave-trade-1850-student-sheet-en.docx
@@ -64,7 +64,7 @@
         </w:rPr>
         <w:t xml:space="preserve">Open the map in MapMaker: </w:t>
       </w:r>
-      <w:hyperlink w:history="1" r:id="rId2x9pj18neycfludu6rod2">
+      <w:hyperlink w:history="1" r:id="rIdlp9vijummg_fmrmid31w-">
         <w:r>
           <w:rPr>
             <w:i/>
@@ -505,7 +505,7 @@
       <w:pStyle w:val="Credits"/>
     </w:pPr>
     <w:r>
-      <w:t xml:space="preserve">US Slavery and Slave Trade, 1850, 0.3.0.</w:t>
+      <w:t xml:space="preserve">US Slavery and Slave Trade, 1850, 0.3.1.</w:t>
     </w:r>
   </w:p>
 </w:ftr>

--- a/resources/dist/sheets/us-slavery-and-slave-trade-1850-student-sheet-en.docx
+++ b/resources/dist/sheets/us-slavery-and-slave-trade-1850-student-sheet-en.docx
@@ -64,7 +64,7 @@
         </w:rPr>
         <w:t xml:space="preserve">Open the map in MapMaker: </w:t>
       </w:r>
-      <w:hyperlink w:history="1" r:id="rIdlp9vijummg_fmrmid31w-">
+      <w:hyperlink w:history="1" r:id="rIdu7l70uvzixh7ni3s7szu7">
         <w:r>
           <w:rPr>
             <w:i/>

--- a/resources/dist/sheets/us-slavery-and-slave-trade-1850-student-sheet-en.docx
+++ b/resources/dist/sheets/us-slavery-and-slave-trade-1850-student-sheet-en.docx
@@ -64,7 +64,7 @@
         </w:rPr>
         <w:t xml:space="preserve">Open the map in MapMaker: </w:t>
       </w:r>
-      <w:hyperlink w:history="1" r:id="rIdu7l70uvzixh7ni3s7szu7">
+      <w:hyperlink w:history="1" r:id="rIdq9q7ctktzki3fklltreqm">
         <w:r>
           <w:rPr>
             <w:i/>

--- a/resources/dist/sheets/us-slavery-and-slave-trade-1850-student-sheet-en.docx
+++ b/resources/dist/sheets/us-slavery-and-slave-trade-1850-student-sheet-en.docx
@@ -64,7 +64,7 @@
         </w:rPr>
         <w:t xml:space="preserve">Open the map in MapMaker: </w:t>
       </w:r>
-      <w:hyperlink w:history="1" r:id="rIdq9q7ctktzki3fklltreqm">
+      <w:hyperlink w:history="1" r:id="rIdeb2g1o2y6dsng2lexjsf8">
         <w:r>
           <w:rPr>
             <w:i/>

--- a/resources/dist/sheets/us-slavery-and-slave-trade-1850-student-sheet-en.docx
+++ b/resources/dist/sheets/us-slavery-and-slave-trade-1850-student-sheet-en.docx
@@ -64,7 +64,7 @@
         </w:rPr>
         <w:t xml:space="preserve">Open the map in MapMaker: </w:t>
       </w:r>
-      <w:hyperlink w:history="1" r:id="rIdeb2g1o2y6dsng2lexjsf8">
+      <w:hyperlink w:history="1" r:id="rIdye4k-czb34wo1dzwvapgl">
         <w:r>
           <w:rPr>
             <w:i/>

--- a/resources/dist/sheets/us-slavery-and-slave-trade-1850-student-sheet-en.docx
+++ b/resources/dist/sheets/us-slavery-and-slave-trade-1850-student-sheet-en.docx
@@ -64,7 +64,7 @@
         </w:rPr>
         <w:t xml:space="preserve">Open the map in MapMaker: </w:t>
       </w:r>
-      <w:hyperlink w:history="1" r:id="rIdye4k-czb34wo1dzwvapgl">
+      <w:hyperlink w:history="1" r:id="rIdafl4ubbazbs1ferjyqwr-">
         <w:r>
           <w:rPr>
             <w:i/>
@@ -505,7 +505,7 @@
       <w:pStyle w:val="Credits"/>
     </w:pPr>
     <w:r>
-      <w:t xml:space="preserve">US Slavery and Slave Trade, 1850, 0.3.1.</w:t>
+      <w:t xml:space="preserve">US Slavery and Slave Trade, 1850, 0.4.0.</w:t>
     </w:r>
   </w:p>
 </w:ftr>

--- a/resources/dist/sheets/us-slavery-and-slave-trade-1850-student-sheet-en.docx
+++ b/resources/dist/sheets/us-slavery-and-slave-trade-1850-student-sheet-en.docx
@@ -64,7 +64,7 @@
         </w:rPr>
         <w:t xml:space="preserve">Open the map in MapMaker: </w:t>
       </w:r>
-      <w:hyperlink w:history="1" r:id="rIdafl4ubbazbs1ferjyqwr-">
+      <w:hyperlink w:history="1" r:id="rId0trsss0z799urh1jiewj7">
         <w:r>
           <w:rPr>
             <w:i/>
@@ -505,7 +505,7 @@
       <w:pStyle w:val="Credits"/>
     </w:pPr>
     <w:r>
-      <w:t xml:space="preserve">US Slavery and Slave Trade, 1850, 0.4.0.</w:t>
+      <w:t xml:space="preserve">US Slavery and Slave Trade, 1850, 0.4.1.</w:t>
     </w:r>
   </w:p>
 </w:ftr>

--- a/resources/dist/sheets/us-slavery-and-slave-trade-1850-student-sheet-en.docx
+++ b/resources/dist/sheets/us-slavery-and-slave-trade-1850-student-sheet-en.docx
@@ -64,7 +64,7 @@
         </w:rPr>
         <w:t xml:space="preserve">Open the map in MapMaker: </w:t>
       </w:r>
-      <w:hyperlink w:history="1" r:id="rId0trsss0z799urh1jiewj7">
+      <w:hyperlink w:history="1" r:id="rIdkgtsus-tcyi8b9mmjjpiy">
         <w:r>
           <w:rPr>
             <w:i/>

--- a/resources/dist/sheets/us-slavery-and-slave-trade-1850-student-sheet-en.docx
+++ b/resources/dist/sheets/us-slavery-and-slave-trade-1850-student-sheet-en.docx
@@ -64,7 +64,7 @@
         </w:rPr>
         <w:t xml:space="preserve">Open the map in MapMaker: </w:t>
       </w:r>
-      <w:hyperlink w:history="1" r:id="rIdkgtsus-tcyi8b9mmjjpiy">
+      <w:hyperlink w:history="1" r:id="rIdxrvauein7nnyr10z5dirm">
         <w:r>
           <w:rPr>
             <w:i/>
@@ -159,7 +159,7 @@
         <w:t xml:space="preserve">Free states and slave states. </w:t>
       </w:r>
       <w:r>
-        <w:t xml:space="preserve">Open the legend and find the four groups for US States and Territories 1850. Count the states shaded as Free states and as Slave states; click a state to read its name. Then click two states to read what year each became free or slave. Where is the line between free and slave states in the East?</w:t>
+        <w:t xml:space="preserve">Open the legend and find the four groups for US States and Territories 1850. Which groups are free and which allow slavery? Click a state in each group to read its name, and click two states to read what year each became free or slave. Where is the line between free and slave states in the East?</w:t>
       </w:r>
     </w:p>
     <w:p>
@@ -505,7 +505,7 @@
       <w:pStyle w:val="Credits"/>
     </w:pPr>
     <w:r>
-      <w:t xml:space="preserve">US Slavery and Slave Trade, 1850, 0.4.1.</w:t>
+      <w:t xml:space="preserve">US Slavery and Slave Trade, 1850, 0.5.0.</w:t>
     </w:r>
   </w:p>
 </w:ftr>

--- a/resources/dist/sheets/us-slavery-and-slave-trade-1850-student-sheet-en.docx
+++ b/resources/dist/sheets/us-slavery-and-slave-trade-1850-student-sheet-en.docx
@@ -64,7 +64,7 @@
         </w:rPr>
         <w:t xml:space="preserve">Open the map in MapMaker: </w:t>
       </w:r>
-      <w:hyperlink w:history="1" r:id="rIdxrvauein7nnyr10z5dirm">
+      <w:hyperlink w:history="1" r:id="rIdgazsmkanvu1fteuna0sni">
         <w:r>
           <w:rPr>
             <w:i/>
@@ -505,7 +505,7 @@
       <w:pStyle w:val="Credits"/>
     </w:pPr>
     <w:r>
-      <w:t xml:space="preserve">US Slavery and Slave Trade, 1850, 0.5.0.</w:t>
+      <w:t xml:space="preserve">US Slavery and Slave Trade, 1850, 0.6.0.</w:t>
     </w:r>
   </w:p>
 </w:ftr>

--- a/resources/dist/sheets/us-slavery-and-slave-trade-1850-student-sheet-en.docx
+++ b/resources/dist/sheets/us-slavery-and-slave-trade-1850-student-sheet-en.docx
@@ -64,7 +64,7 @@
         </w:rPr>
         <w:t xml:space="preserve">Open the map in MapMaker: </w:t>
       </w:r>
-      <w:hyperlink w:history="1" r:id="rIdgazsmkanvu1fteuna0sni">
+      <w:hyperlink w:history="1" r:id="rIdzez8ijettkujasli2qj58">
         <w:r>
           <w:rPr>
             <w:i/>
@@ -505,7 +505,7 @@
       <w:pStyle w:val="Credits"/>
     </w:pPr>
     <w:r>
-      <w:t xml:space="preserve">US Slavery and Slave Trade, 1850, 0.6.0.</w:t>
+      <w:t xml:space="preserve">US Slavery and Slave Trade, 1850, 0.6.1.</w:t>
     </w:r>
   </w:p>
 </w:ftr>

--- a/resources/dist/sheets/us-slavery-and-slave-trade-1850-student-sheet-en.docx
+++ b/resources/dist/sheets/us-slavery-and-slave-trade-1850-student-sheet-en.docx
@@ -25,7 +25,7 @@
           <w:tab w:val="left" w:pos="5600"/>
           <w:tab w:val="left" w:pos="9400" w:leader="underscore"/>
         </w:tabs>
-        <w:spacing w:after="120" w:before="120"/>
+        <w:spacing w:after="60" w:before="60"/>
       </w:pPr>
       <w:r>
         <w:t xml:space="preserve">Name:</w:t>
@@ -40,7 +40,7 @@
     <w:p>
       <w:pPr>
         <w:shd w:fill="E5EDF5" w:val="clear"/>
-        <w:spacing w:after="120"/>
+        <w:spacing w:after="80"/>
       </w:pPr>
       <w:r>
         <w:rPr>
@@ -64,7 +64,7 @@
         </w:rPr>
         <w:t xml:space="preserve">Open the map in MapMaker: </w:t>
       </w:r>
-      <w:hyperlink w:history="1" r:id="rIdzez8ijettkujasli2qj58">
+      <w:hyperlink w:history="1" r:id="rId6z9edzqtfpqyt2djix2qy">
         <w:r>
           <w:rPr>
             <w:i/>
@@ -88,6 +88,7 @@
     <w:p>
       <w:pPr>
         <w:pStyle w:val="Heading2"/>
+        <w:spacing w:after="20" w:before="80"/>
       </w:pPr>
       <w:r>
         <w:t xml:space="preserve">Before you start</w:t>
@@ -104,6 +105,7 @@
     <w:p>
       <w:pPr>
         <w:pStyle w:val="Heading2"/>
+        <w:spacing w:after="20" w:before="80"/>
       </w:pPr>
       <w:r>
         <w:t xml:space="preserve">Reading the map</w:t>
@@ -136,6 +138,7 @@
     <w:p>
       <w:pPr>
         <w:pStyle w:val="Heading2"/>
+        <w:spacing w:after="20" w:before="80"/>
       </w:pPr>
       <w:r>
         <w:t xml:space="preserve">Questions</w:t>
@@ -149,17 +152,89 @@
           <w:ilvl w:val="0"/>
           <w:numId w:val="2"/>
         </w:numPr>
-        <w:spacing w:before="160"/>
-      </w:pPr>
-      <w:r>
-        <w:rPr>
-          <w:b/>
-          <w:bCs/>
-        </w:rPr>
-        <w:t xml:space="preserve">Free states and slave states. </w:t>
-      </w:r>
-      <w:r>
-        <w:t xml:space="preserve">Open the legend and find the four groups for US States and Territories 1850. Which groups are free and which allow slavery? Click a state in each group to read its name, and click two states to read what year each became free or slave. Where is the line between free and slave states in the East?</w:t>
+        <w:spacing w:after="20" w:before="100"/>
+      </w:pPr>
+      <w:r>
+        <w:rPr>
+          <w:b/>
+          <w:bCs/>
+        </w:rPr>
+        <w:t xml:space="preserve">Free states and slave states</w:t>
+      </w:r>
+    </w:p>
+    <w:p>
+      <w:pPr>
+        <w:keepNext/>
+        <w:spacing w:after="0"/>
+        <w:ind w:left="360"/>
+      </w:pPr>
+      <w:r>
+        <w:rPr>
+          <w:b/>
+          <w:bCs/>
+          <w:color w:val="00619B"/>
+        </w:rPr>
+        <w:t xml:space="preserve">On the map:</w:t>
+      </w:r>
+    </w:p>
+    <w:p>
+      <w:pPr>
+        <w:keepNext/>
+        <w:spacing w:after="0" w:line="230"/>
+        <w:ind w:left="720" w:hanging="300"/>
+      </w:pPr>
+      <w:r>
+        <w:rPr>
+          <w:sz w:val="22"/>
+          <w:szCs w:val="22"/>
+        </w:rPr>
+        <w:t xml:space="preserve">1.	Open the legend and find the four groups for US States and Territories 1850.</w:t>
+      </w:r>
+    </w:p>
+    <w:p>
+      <w:pPr>
+        <w:keepNext/>
+        <w:spacing w:after="0" w:line="230"/>
+        <w:ind w:left="720" w:hanging="300"/>
+      </w:pPr>
+      <w:r>
+        <w:rPr>
+          <w:sz w:val="22"/>
+          <w:szCs w:val="22"/>
+        </w:rPr>
+        <w:t xml:space="preserve">2.	Click a state in each group to read its name.</w:t>
+      </w:r>
+    </w:p>
+    <w:p>
+      <w:pPr>
+        <w:keepNext/>
+        <w:spacing w:after="0" w:line="230"/>
+        <w:ind w:left="720" w:hanging="300"/>
+      </w:pPr>
+      <w:r>
+        <w:rPr>
+          <w:sz w:val="22"/>
+          <w:szCs w:val="22"/>
+        </w:rPr>
+        <w:t xml:space="preserve">3.	Click two states to read what year each became free or slave.</w:t>
+      </w:r>
+    </w:p>
+    <w:p>
+      <w:pPr>
+        <w:keepNext/>
+        <w:spacing w:before="40"/>
+        <w:ind w:left="360"/>
+      </w:pPr>
+      <w:r>
+        <w:rPr>
+          <w:b/>
+          <w:bCs/>
+          <w:color w:val="00619B"/>
+        </w:rPr>
+        <w:t xml:space="preserve">Answer: </w:t>
+      </w:r>
+      <w:r>
+        <w:t xml:space="preserve">Which groups are free and which allow slavery? Where is the line between free and slave states in the East?</w:t>
       </w:r>
     </w:p>
     <w:p>
@@ -168,7 +243,7 @@
         <w:pBdr>
           <w:bottom w:val="single" w:color="8A949F" w:sz="4" w:space="1"/>
         </w:pBdr>
-        <w:spacing w:before="130" w:line="260"/>
+        <w:spacing w:before="80" w:line="240"/>
       </w:pPr>
       <w:r>
         <w:t xml:space="preserve"/>
@@ -180,7 +255,7 @@
         <w:pBdr>
           <w:bottom w:val="single" w:color="8A949E" w:sz="4" w:space="1"/>
         </w:pBdr>
-        <w:spacing w:before="130" w:line="260"/>
+        <w:spacing w:before="80" w:line="240"/>
       </w:pPr>
       <w:r>
         <w:t xml:space="preserve"/>
@@ -192,7 +267,7 @@
         <w:pBdr>
           <w:bottom w:val="single" w:color="8A949F" w:sz="4" w:space="1"/>
         </w:pBdr>
-        <w:spacing w:before="130" w:line="260"/>
+        <w:spacing w:before="80" w:line="240"/>
       </w:pPr>
       <w:r>
         <w:t xml:space="preserve"/>
@@ -204,7 +279,7 @@
         <w:pBdr>
           <w:bottom w:val="single" w:color="8A949E" w:sz="4" w:space="1"/>
         </w:pBdr>
-        <w:spacing w:before="130" w:line="260"/>
+        <w:spacing w:before="80" w:line="240"/>
       </w:pPr>
       <w:r>
         <w:t xml:space="preserve"/>
@@ -218,17 +293,89 @@
           <w:ilvl w:val="0"/>
           <w:numId w:val="2"/>
         </w:numPr>
-        <w:spacing w:before="160"/>
-      </w:pPr>
-      <w:r>
-        <w:rPr>
-          <w:b/>
-          <w:bCs/>
-        </w:rPr>
-        <w:t xml:space="preserve">The Missouri Compromise. </w:t>
-      </w:r>
-      <w:r>
-        <w:t xml:space="preserve">Find the Missouri Compromise Line (the gray dashed line) and click it to read its pop-up. What year was it enacted? Slavery was banned north of it in the Louisiana Territory. Which slave state lies mostly north of the line, and why does that matter?</w:t>
+        <w:spacing w:after="20" w:before="100"/>
+      </w:pPr>
+      <w:r>
+        <w:rPr>
+          <w:b/>
+          <w:bCs/>
+        </w:rPr>
+        <w:t xml:space="preserve">The Missouri Compromise</w:t>
+      </w:r>
+    </w:p>
+    <w:p>
+      <w:pPr>
+        <w:keepNext/>
+        <w:spacing w:after="0"/>
+        <w:ind w:left="360"/>
+      </w:pPr>
+      <w:r>
+        <w:rPr>
+          <w:b/>
+          <w:bCs/>
+          <w:color w:val="00619B"/>
+        </w:rPr>
+        <w:t xml:space="preserve">On the map:</w:t>
+      </w:r>
+    </w:p>
+    <w:p>
+      <w:pPr>
+        <w:keepNext/>
+        <w:spacing w:after="0" w:line="230"/>
+        <w:ind w:left="720" w:hanging="300"/>
+      </w:pPr>
+      <w:r>
+        <w:rPr>
+          <w:sz w:val="22"/>
+          <w:szCs w:val="22"/>
+        </w:rPr>
+        <w:t xml:space="preserve">1.	Find the Missouri Compromise Line (the gray dashed line).</w:t>
+      </w:r>
+    </w:p>
+    <w:p>
+      <w:pPr>
+        <w:keepNext/>
+        <w:spacing w:after="0" w:line="230"/>
+        <w:ind w:left="720" w:hanging="300"/>
+      </w:pPr>
+      <w:r>
+        <w:rPr>
+          <w:sz w:val="22"/>
+          <w:szCs w:val="22"/>
+        </w:rPr>
+        <w:t xml:space="preserve">2.	Click it and read its pop-up.</w:t>
+      </w:r>
+    </w:p>
+    <w:p>
+      <w:pPr>
+        <w:keepNext/>
+        <w:spacing w:after="0" w:line="230"/>
+        <w:ind w:left="720" w:hanging="300"/>
+      </w:pPr>
+      <w:r>
+        <w:rPr>
+          <w:sz w:val="22"/>
+          <w:szCs w:val="22"/>
+        </w:rPr>
+        <w:t xml:space="preserve">3.	Find the slave state that lies mostly north of the line.</w:t>
+      </w:r>
+    </w:p>
+    <w:p>
+      <w:pPr>
+        <w:keepNext/>
+        <w:spacing w:before="40"/>
+        <w:ind w:left="360"/>
+      </w:pPr>
+      <w:r>
+        <w:rPr>
+          <w:b/>
+          <w:bCs/>
+          <w:color w:val="00619B"/>
+        </w:rPr>
+        <w:t xml:space="preserve">Answer: </w:t>
+      </w:r>
+      <w:r>
+        <w:t xml:space="preserve">What year was the Missouri Compromise enacted? Slavery was banned north of the line in the Louisiana Territory: which slave state lies mostly north of it, and why does that matter?</w:t>
       </w:r>
     </w:p>
     <w:p>
@@ -237,7 +384,7 @@
         <w:pBdr>
           <w:bottom w:val="single" w:color="8A949F" w:sz="4" w:space="1"/>
         </w:pBdr>
-        <w:spacing w:before="130" w:line="260"/>
+        <w:spacing w:before="80" w:line="240"/>
       </w:pPr>
       <w:r>
         <w:t xml:space="preserve"/>
@@ -249,7 +396,7 @@
         <w:pBdr>
           <w:bottom w:val="single" w:color="8A949E" w:sz="4" w:space="1"/>
         </w:pBdr>
-        <w:spacing w:before="130" w:line="260"/>
+        <w:spacing w:before="80" w:line="240"/>
       </w:pPr>
       <w:r>
         <w:t xml:space="preserve"/>
@@ -263,17 +410,103 @@
           <w:ilvl w:val="0"/>
           <w:numId w:val="2"/>
         </w:numPr>
-        <w:spacing w:before="160"/>
-      </w:pPr>
-      <w:r>
-        <w:rPr>
-          <w:b/>
-          <w:bCs/>
-        </w:rPr>
-        <w:t xml:space="preserve">The internal slave trade. </w:t>
-      </w:r>
-      <w:r>
-        <w:t xml:space="preserve">In Map layers, turn off Underground Railroad Approximate Routes so the solid black lines of Internal Routes of the US Slave Trade stand out. Click the states where the lines begin and where they come together to read their names. Where do the lines reach the coast? The lines have no arrows: from the pattern and what you have learned, which way were enslaved people forced to move?</w:t>
+        <w:spacing w:after="20" w:before="100"/>
+      </w:pPr>
+      <w:r>
+        <w:rPr>
+          <w:b/>
+          <w:bCs/>
+        </w:rPr>
+        <w:t xml:space="preserve">The internal slave trade</w:t>
+      </w:r>
+    </w:p>
+    <w:p>
+      <w:pPr>
+        <w:keepNext/>
+        <w:spacing w:after="0"/>
+        <w:ind w:left="360"/>
+      </w:pPr>
+      <w:r>
+        <w:rPr>
+          <w:b/>
+          <w:bCs/>
+          <w:color w:val="00619B"/>
+        </w:rPr>
+        <w:t xml:space="preserve">On the map:</w:t>
+      </w:r>
+    </w:p>
+    <w:p>
+      <w:pPr>
+        <w:keepNext/>
+        <w:spacing w:after="0" w:line="230"/>
+        <w:ind w:left="720" w:hanging="300"/>
+      </w:pPr>
+      <w:r>
+        <w:rPr>
+          <w:sz w:val="22"/>
+          <w:szCs w:val="22"/>
+        </w:rPr>
+        <w:t xml:space="preserve">1.	In Map layers, turn off Underground Railroad Approximate Routes so the solid black lines of Internal Routes of the US Slave Trade stand out.</w:t>
+      </w:r>
+    </w:p>
+    <w:p>
+      <w:pPr>
+        <w:keepNext/>
+        <w:spacing w:after="0" w:line="230"/>
+        <w:ind w:left="720" w:hanging="300"/>
+      </w:pPr>
+      <w:r>
+        <w:rPr>
+          <w:sz w:val="22"/>
+          <w:szCs w:val="22"/>
+        </w:rPr>
+        <w:t xml:space="preserve">2.	Click the states where the lines begin and read their names.</w:t>
+      </w:r>
+    </w:p>
+    <w:p>
+      <w:pPr>
+        <w:keepNext/>
+        <w:spacing w:after="0" w:line="230"/>
+        <w:ind w:left="720" w:hanging="300"/>
+      </w:pPr>
+      <w:r>
+        <w:rPr>
+          <w:sz w:val="22"/>
+          <w:szCs w:val="22"/>
+        </w:rPr>
+        <w:t xml:space="preserve">3.	Click the states where the lines come together and read their names.</w:t>
+      </w:r>
+    </w:p>
+    <w:p>
+      <w:pPr>
+        <w:keepNext/>
+        <w:spacing w:after="0" w:line="230"/>
+        <w:ind w:left="720" w:hanging="300"/>
+      </w:pPr>
+      <w:r>
+        <w:rPr>
+          <w:sz w:val="22"/>
+          <w:szCs w:val="22"/>
+        </w:rPr>
+        <w:t xml:space="preserve">4.	Find where the lines reach the coast.</w:t>
+      </w:r>
+    </w:p>
+    <w:p>
+      <w:pPr>
+        <w:keepNext/>
+        <w:spacing w:before="40"/>
+        <w:ind w:left="360"/>
+      </w:pPr>
+      <w:r>
+        <w:rPr>
+          <w:b/>
+          <w:bCs/>
+          <w:color w:val="00619B"/>
+        </w:rPr>
+        <w:t xml:space="preserve">Answer: </w:t>
+      </w:r>
+      <w:r>
+        <w:t xml:space="preserve">Where do the lines reach the coast? The lines have no arrows: from the pattern and what you have learned, which way were enslaved people forced to move?</w:t>
       </w:r>
     </w:p>
     <w:p>
@@ -282,7 +515,7 @@
         <w:pBdr>
           <w:bottom w:val="single" w:color="8A949F" w:sz="4" w:space="1"/>
         </w:pBdr>
-        <w:spacing w:before="130" w:line="260"/>
+        <w:spacing w:before="80" w:line="240"/>
       </w:pPr>
       <w:r>
         <w:t xml:space="preserve"/>
@@ -294,7 +527,7 @@
         <w:pBdr>
           <w:bottom w:val="single" w:color="8A949E" w:sz="4" w:space="1"/>
         </w:pBdr>
-        <w:spacing w:before="130" w:line="260"/>
+        <w:spacing w:before="80" w:line="240"/>
       </w:pPr>
       <w:r>
         <w:t xml:space="preserve"/>
@@ -308,6 +541,118 @@
           <w:ilvl w:val="0"/>
           <w:numId w:val="2"/>
         </w:numPr>
+        <w:spacing w:after="20" w:before="100"/>
+      </w:pPr>
+      <w:r>
+        <w:rPr>
+          <w:b/>
+          <w:bCs/>
+        </w:rPr>
+        <w:t xml:space="preserve">Routes to freedom</w:t>
+      </w:r>
+    </w:p>
+    <w:p>
+      <w:pPr>
+        <w:keepNext/>
+        <w:spacing w:after="0"/>
+        <w:ind w:left="360"/>
+      </w:pPr>
+      <w:r>
+        <w:rPr>
+          <w:b/>
+          <w:bCs/>
+          <w:color w:val="00619B"/>
+        </w:rPr>
+        <w:t xml:space="preserve">On the map:</w:t>
+      </w:r>
+    </w:p>
+    <w:p>
+      <w:pPr>
+        <w:keepNext/>
+        <w:spacing w:after="0" w:line="230"/>
+        <w:ind w:left="720" w:hanging="300"/>
+      </w:pPr>
+      <w:r>
+        <w:rPr>
+          <w:sz w:val="22"/>
+          <w:szCs w:val="22"/>
+        </w:rPr>
+        <w:t xml:space="preserve">1.	Open the Illinois, Indiana, and Ohio bookmark.</w:t>
+      </w:r>
+    </w:p>
+    <w:p>
+      <w:pPr>
+        <w:keepNext/>
+        <w:spacing w:after="0" w:line="230"/>
+        <w:ind w:left="720" w:hanging="300"/>
+      </w:pPr>
+      <w:r>
+        <w:rPr>
+          <w:sz w:val="22"/>
+          <w:szCs w:val="22"/>
+        </w:rPr>
+        <w:t xml:space="preserve">2.	Follow the orange Underground Railroad routes north from the Ohio River.</w:t>
+      </w:r>
+    </w:p>
+    <w:p>
+      <w:pPr>
+        <w:keepNext/>
+        <w:spacing w:after="0" w:line="230"/>
+        <w:ind w:left="720" w:hanging="300"/>
+      </w:pPr>
+      <w:r>
+        <w:rPr>
+          <w:sz w:val="22"/>
+          <w:szCs w:val="22"/>
+        </w:rPr>
+        <w:t xml:space="preserve">3.	Zoom in to read the names of the towns along them.</w:t>
+      </w:r>
+    </w:p>
+    <w:p>
+      <w:pPr>
+        <w:keepNext/>
+        <w:spacing w:before="40"/>
+        <w:ind w:left="360"/>
+      </w:pPr>
+      <w:r>
+        <w:rPr>
+          <w:b/>
+          <w:bCs/>
+          <w:color w:val="00619B"/>
+        </w:rPr>
+        <w:t xml:space="preserve">Answer: </w:t>
+      </w:r>
+      <w:r>
+        <w:t xml:space="preserve">Where do the routes lead? Why do you think many keep going past the free states?</w:t>
+      </w:r>
+    </w:p>
+    <w:p>
+      <w:pPr>
+        <w:keepNext/>
+        <w:pBdr>
+          <w:bottom w:val="single" w:color="8A949F" w:sz="4" w:space="1"/>
+        </w:pBdr>
+        <w:spacing w:before="80" w:line="240"/>
+      </w:pPr>
+      <w:r>
+        <w:t xml:space="preserve"/>
+      </w:r>
+    </w:p>
+    <w:p>
+      <w:pPr>
+        <w:keepNext w:val="false"/>
+        <w:pBdr>
+          <w:bottom w:val="single" w:color="8A949E" w:sz="4" w:space="1"/>
+        </w:pBdr>
+        <w:spacing w:before="80" w:line="240"/>
+      </w:pPr>
+      <w:r>
+        <w:t xml:space="preserve"/>
+      </w:r>
+    </w:p>
+    <w:p>
+      <w:pPr>
+        <w:keepNext/>
         <w:spacing w:before="160"/>
       </w:pPr>
       <w:r>
@@ -315,10 +660,10 @@
           <w:b/>
           <w:bCs/>
         </w:rPr>
-        <w:t xml:space="preserve">Routes to freedom. </w:t>
-      </w:r>
-      <w:r>
-        <w:t xml:space="preserve">Open the Illinois, Indiana, and Ohio bookmark. Follow the orange Underground Railroad routes north from the Ohio River, and zoom in to read the names of the towns along them. Where do the routes lead? Why do you think many keep going past the free states?</w:t>
+        <w:t xml:space="preserve">Your answer: </w:t>
+      </w:r>
+      <w:r>
+        <w:t xml:space="preserve">Answer the big question using evidence from at least two layers on the map. You can write a paragraph, sketch on the map, or both.</w:t>
       </w:r>
     </w:p>
     <w:p>
@@ -327,7 +672,19 @@
         <w:pBdr>
           <w:bottom w:val="single" w:color="8A949F" w:sz="4" w:space="1"/>
         </w:pBdr>
-        <w:spacing w:before="130" w:line="260"/>
+        <w:spacing w:before="80" w:line="240"/>
+      </w:pPr>
+      <w:r>
+        <w:t xml:space="preserve"/>
+      </w:r>
+    </w:p>
+    <w:p>
+      <w:pPr>
+        <w:keepNext/>
+        <w:pBdr>
+          <w:bottom w:val="single" w:color="8A949E" w:sz="4" w:space="1"/>
+        </w:pBdr>
+        <w:spacing w:before="80" w:line="240"/>
       </w:pPr>
       <w:r>
         <w:t xml:space="preserve"/>
@@ -337,52 +694,29 @@
       <w:pPr>
         <w:keepNext w:val="false"/>
         <w:pBdr>
-          <w:bottom w:val="single" w:color="8A949E" w:sz="4" w:space="1"/>
-        </w:pBdr>
-        <w:spacing w:before="130" w:line="260"/>
-      </w:pPr>
-      <w:r>
-        <w:t xml:space="preserve"/>
-      </w:r>
-    </w:p>
-    <w:p>
-      <w:pPr>
-        <w:keepNext/>
-        <w:spacing w:before="320"/>
-      </w:pPr>
-      <w:r>
-        <w:rPr>
-          <w:b/>
-          <w:bCs/>
-        </w:rPr>
-        <w:t xml:space="preserve">Your answer: </w:t>
-      </w:r>
-      <w:r>
-        <w:t xml:space="preserve">Answer the big question using evidence from at least two layers on the map. You can write a paragraph, sketch on the map, or both.</w:t>
-      </w:r>
-    </w:p>
-    <w:p>
-      <w:pPr>
-        <w:keepNext/>
-        <w:pBdr>
           <w:bottom w:val="single" w:color="8A949F" w:sz="4" w:space="1"/>
         </w:pBdr>
-        <w:spacing w:before="130" w:line="260"/>
-      </w:pPr>
-      <w:r>
-        <w:t xml:space="preserve"/>
-      </w:r>
-    </w:p>
-    <w:p>
-      <w:pPr>
-        <w:keepNext/>
-        <w:pBdr>
-          <w:bottom w:val="single" w:color="8A949E" w:sz="4" w:space="1"/>
-        </w:pBdr>
-        <w:spacing w:before="130" w:line="260"/>
-      </w:pPr>
-      <w:r>
-        <w:t xml:space="preserve"/>
+        <w:spacing w:before="80" w:line="240"/>
+      </w:pPr>
+      <w:r>
+        <w:t xml:space="preserve"/>
+      </w:r>
+    </w:p>
+    <w:p>
+      <w:pPr>
+        <w:pStyle w:val="Heading2"/>
+        <w:spacing w:after="20" w:before="80"/>
+      </w:pPr>
+      <w:r>
+        <w:t xml:space="preserve">Looking back</w:t>
+      </w:r>
+    </w:p>
+    <w:p>
+      <w:pPr>
+        <w:keepNext/>
+      </w:pPr>
+      <w:r>
+        <w:t xml:space="preserve">What did the map show you about slavery in 1850 that you might not have noticed from reading alone?</w:t>
       </w:r>
     </w:p>
     <w:p>
@@ -391,47 +725,7 @@
         <w:pBdr>
           <w:bottom w:val="single" w:color="8A949F" w:sz="4" w:space="1"/>
         </w:pBdr>
-        <w:spacing w:before="130" w:line="260"/>
-      </w:pPr>
-      <w:r>
-        <w:t xml:space="preserve"/>
-      </w:r>
-    </w:p>
-    <w:p>
-      <w:pPr>
-        <w:pStyle w:val="Heading2"/>
-      </w:pPr>
-      <w:r>
-        <w:t xml:space="preserve">Looking back</w:t>
-      </w:r>
-    </w:p>
-    <w:p>
-      <w:pPr>
-        <w:keepNext/>
-      </w:pPr>
-      <w:r>
-        <w:t xml:space="preserve">What did the map show you about slavery in 1850 that you might not have noticed from reading alone?</w:t>
-      </w:r>
-    </w:p>
-    <w:p>
-      <w:pPr>
-        <w:keepNext/>
-        <w:pBdr>
-          <w:bottom w:val="single" w:color="8A949F" w:sz="4" w:space="1"/>
-        </w:pBdr>
-        <w:spacing w:before="130" w:line="260"/>
-      </w:pPr>
-      <w:r>
-        <w:t xml:space="preserve"/>
-      </w:r>
-    </w:p>
-    <w:p>
-      <w:pPr>
-        <w:keepNext w:val="false"/>
-        <w:pBdr>
-          <w:bottom w:val="single" w:color="8A949E" w:sz="4" w:space="1"/>
-        </w:pBdr>
-        <w:spacing w:before="130" w:line="260"/>
+        <w:spacing w:before="80" w:line="240"/>
       </w:pPr>
       <w:r>
         <w:t xml:space="preserve"/>
@@ -440,9 +734,13 @@
     <w:p>
       <w:pPr>
         <w:pStyle w:val="Credits"/>
-        <w:spacing w:before="120"/>
-      </w:pPr>
-      <w:r>
+        <w:spacing w:before="60" w:line="190"/>
+      </w:pPr>
+      <w:r>
+        <w:rPr>
+          <w:sz w:val="16"/>
+          <w:szCs w:val="16"/>
+        </w:rPr>
         <w:t xml:space="preserve">Map data: Traced from a map in Harper's Atlas of American History (1920), as the pop-ups say; Traced from Harper's Atlas of American History (1920); Traced from Harper's Atlas of American History (1920), an early-1900s interpretation; Not stated on the layer (hosted by the MapMaker team); Harper's Atlas of American History (1920).</w:t>
       </w:r>
     </w:p>
@@ -505,7 +803,7 @@
       <w:pStyle w:val="Credits"/>
     </w:pPr>
     <w:r>
-      <w:t xml:space="preserve">US Slavery and Slave Trade, 1850, 0.6.1.</w:t>
+      <w:t xml:space="preserve">US Slavery and Slave Trade, 1850, 0.7.0.</w:t>
     </w:r>
   </w:p>
 </w:ftr>

--- a/resources/dist/sheets/us-slavery-and-slave-trade-1850-student-sheet-en.docx
+++ b/resources/dist/sheets/us-slavery-and-slave-trade-1850-student-sheet-en.docx
@@ -64,7 +64,7 @@
         </w:rPr>
         <w:t xml:space="preserve">Open the map in MapMaker: </w:t>
       </w:r>
-      <w:hyperlink w:history="1" r:id="rId6z9edzqtfpqyt2djix2qy">
+      <w:hyperlink w:history="1" r:id="rIdoc1is6ugozewjbg5bvdtt">
         <w:r>
           <w:rPr>
             <w:i/>
@@ -803,7 +803,7 @@
       <w:pStyle w:val="Credits"/>
     </w:pPr>
     <w:r>
-      <w:t xml:space="preserve">US Slavery and Slave Trade, 1850, 0.7.0.</w:t>
+      <w:t xml:space="preserve">US Slavery and Slave Trade, 1850, 0.8.0.</w:t>
     </w:r>
   </w:p>
 </w:ftr>

--- a/resources/dist/sheets/us-slavery-and-slave-trade-1850-student-sheet-en.docx
+++ b/resources/dist/sheets/us-slavery-and-slave-trade-1850-student-sheet-en.docx
@@ -64,7 +64,7 @@
         </w:rPr>
         <w:t xml:space="preserve">Open the map in MapMaker: </w:t>
       </w:r>
-      <w:hyperlink w:history="1" r:id="rIdoc1is6ugozewjbg5bvdtt">
+      <w:hyperlink w:history="1" r:id="rIdkgpbbob4vmgsrtrcvsn_p">
         <w:r>
           <w:rPr>
             <w:i/>

--- a/resources/dist/sheets/us-slavery-and-slave-trade-1850-student-sheet-en.docx
+++ b/resources/dist/sheets/us-slavery-and-slave-trade-1850-student-sheet-en.docx
@@ -64,7 +64,7 @@
         </w:rPr>
         <w:t xml:space="preserve">Open the map in MapMaker: </w:t>
       </w:r>
-      <w:hyperlink w:history="1" r:id="rIdkgpbbob4vmgsrtrcvsn_p">
+      <w:hyperlink w:history="1" r:id="rIdriz9pnfzy7lcv-yvfj28u">
         <w:r>
           <w:rPr>
             <w:i/>

--- a/resources/dist/sheets/us-slavery-and-slave-trade-1850-student-sheet-en.docx
+++ b/resources/dist/sheets/us-slavery-and-slave-trade-1850-student-sheet-en.docx
@@ -62,9 +62,9 @@
           <w:i/>
           <w:iCs/>
         </w:rPr>
-        <w:t xml:space="preserve">Open the map in MapMaker: </w:t>
-      </w:r>
-      <w:hyperlink w:history="1" r:id="rIdriz9pnfzy7lcv-yvfj28u">
+        <w:t xml:space="preserve">Open the map: </w:t>
+      </w:r>
+      <w:hyperlink w:history="1" r:id="rIdgidfha_bg97jc8mlwq0zw">
         <w:r>
           <w:rPr>
             <w:i/>
@@ -82,7 +82,7 @@
         <w:spacing w:after="160"/>
       </w:pPr>
       <w:r>
-        <w:t xml:space="preserve">Map address: https://mpmkr.maps.arcgis.com/apps/instant/atlas/index.html?appid=0cd1cdee853c413a84bfe4b9a6931f0d&amp;webmap=819f60a5a3344d958d24f505849abaaa</w:t>
+        <w:t xml:space="preserve">Map address: https://www.arcgis.com/apps/instant/atlas/index.html?appid=0cd1cdee853c413a84bfe4b9a6931f0d&amp;webmap=819f60a5a3344d958d24f505849abaaa</w:t>
       </w:r>
     </w:p>
     <w:p>

--- a/resources/dist/sheets/us-slavery-and-slave-trade-1850-student-sheet-en.docx
+++ b/resources/dist/sheets/us-slavery-and-slave-trade-1850-student-sheet-en.docx
@@ -64,7 +64,7 @@
         </w:rPr>
         <w:t xml:space="preserve">Open the map: </w:t>
       </w:r>
-      <w:hyperlink w:history="1" r:id="rIdgidfha_bg97jc8mlwq0zw">
+      <w:hyperlink w:history="1" r:id="rIdux8h5xi_ymznzznozz2jh">
         <w:r>
           <w:rPr>
             <w:i/>

--- a/resources/dist/sheets/us-slavery-and-slave-trade-1850-student-sheet-en.docx
+++ b/resources/dist/sheets/us-slavery-and-slave-trade-1850-student-sheet-en.docx
@@ -64,7 +64,7 @@
         </w:rPr>
         <w:t xml:space="preserve">Open the map: </w:t>
       </w:r>
-      <w:hyperlink w:history="1" r:id="rIdux8h5xi_ymznzznozz2jh">
+      <w:hyperlink w:history="1" r:id="rIdfnxe_rsra-jgbrycghb0w">
         <w:r>
           <w:rPr>
             <w:i/>

--- a/resources/dist/sheets/us-slavery-and-slave-trade-1850-student-sheet-en.docx
+++ b/resources/dist/sheets/us-slavery-and-slave-trade-1850-student-sheet-en.docx
@@ -64,7 +64,7 @@
         </w:rPr>
         <w:t xml:space="preserve">Open the map: </w:t>
       </w:r>
-      <w:hyperlink w:history="1" r:id="rIdfnxe_rsra-jgbrycghb0w">
+      <w:hyperlink w:history="1" r:id="rIdfmg3pyzt6vdv-90evudth">
         <w:r>
           <w:rPr>
             <w:i/>
@@ -803,7 +803,7 @@
       <w:pStyle w:val="Credits"/>
     </w:pPr>
     <w:r>
-      <w:t xml:space="preserve">US Slavery and Slave Trade, 1850, 0.8.0.</w:t>
+      <w:t xml:space="preserve">US Slavery and Slave Trade, 1850, 0.8.1.</w:t>
     </w:r>
   </w:p>
 </w:ftr>

--- a/resources/dist/sheets/us-slavery-and-slave-trade-1850-student-sheet-en.docx
+++ b/resources/dist/sheets/us-slavery-and-slave-trade-1850-student-sheet-en.docx
@@ -55,7 +55,7 @@
     </w:p>
     <w:p>
       <w:pPr>
-        <w:spacing w:after="40"/>
+        <w:spacing w:after="160"/>
       </w:pPr>
       <w:r>
         <w:rPr>
@@ -64,7 +64,7 @@
         </w:rPr>
         <w:t xml:space="preserve">Open the map: </w:t>
       </w:r>
-      <w:hyperlink w:history="1" r:id="rIdfmg3pyzt6vdv-90evudth">
+      <w:hyperlink w:history="1" r:id="rIdssu9drgjvboqrjrylgc15">
         <w:r>
           <w:rPr>
             <w:i/>
@@ -78,15 +78,6 @@
     </w:p>
     <w:p>
       <w:pPr>
-        <w:pStyle w:val="Credits"/>
-        <w:spacing w:after="160"/>
-      </w:pPr>
-      <w:r>
-        <w:t xml:space="preserve">Map address: https://www.arcgis.com/apps/instant/atlas/index.html?appid=0cd1cdee853c413a84bfe4b9a6931f0d&amp;webmap=819f60a5a3344d958d24f505849abaaa</w:t>
-      </w:r>
-    </w:p>
-    <w:p>
-      <w:pPr>
         <w:pStyle w:val="Heading2"/>
         <w:spacing w:after="20" w:before="80"/>
       </w:pPr>
@@ -729,19 +720,6 @@
       </w:pPr>
       <w:r>
         <w:t xml:space="preserve"/>
-      </w:r>
-    </w:p>
-    <w:p>
-      <w:pPr>
-        <w:pStyle w:val="Credits"/>
-        <w:spacing w:before="60" w:line="190"/>
-      </w:pPr>
-      <w:r>
-        <w:rPr>
-          <w:sz w:val="16"/>
-          <w:szCs w:val="16"/>
-        </w:rPr>
-        <w:t xml:space="preserve">Map data: Traced from a map in Harper's Atlas of American History (1920), as the pop-ups say; Traced from Harper's Atlas of American History (1920); Traced from Harper's Atlas of American History (1920), an early-1900s interpretation; Not stated on the layer (hosted by the MapMaker team); Harper's Atlas of American History (1920).</w:t>
       </w:r>
     </w:p>
     <w:sectPr>

--- a/resources/dist/sheets/us-slavery-and-slave-trade-1850-student-sheet-en.docx
+++ b/resources/dist/sheets/us-slavery-and-slave-trade-1850-student-sheet-en.docx
@@ -64,7 +64,7 @@
         </w:rPr>
         <w:t xml:space="preserve">Open the map: </w:t>
       </w:r>
-      <w:hyperlink w:history="1" r:id="rIdssu9drgjvboqrjrylgc15">
+      <w:hyperlink w:history="1" r:id="rIdsjyiza5jhhlfokbp-pzns">
         <w:r>
           <w:rPr>
             <w:i/>

--- a/resources/dist/sheets/us-slavery-and-slave-trade-1850-student-sheet-en.docx
+++ b/resources/dist/sheets/us-slavery-and-slave-trade-1850-student-sheet-en.docx
@@ -64,7 +64,7 @@
         </w:rPr>
         <w:t xml:space="preserve">Open the map: </w:t>
       </w:r>
-      <w:hyperlink w:history="1" r:id="rIdsjyiza5jhhlfokbp-pzns">
+      <w:hyperlink w:history="1" r:id="rIddjaco6y9zze7wpk-ygzt8">
         <w:r>
           <w:rPr>
             <w:i/>
@@ -781,7 +781,7 @@
       <w:pStyle w:val="Credits"/>
     </w:pPr>
     <w:r>
-      <w:t xml:space="preserve">US Slavery and Slave Trade, 1850, 0.8.1.</w:t>
+      <w:t xml:space="preserve">US Slavery and Slave Trade, 1850, 0.8.2.</w:t>
     </w:r>
   </w:p>
 </w:ftr>

--- a/resources/dist/sheets/us-slavery-and-slave-trade-1850-student-sheet-en.docx
+++ b/resources/dist/sheets/us-slavery-and-slave-trade-1850-student-sheet-en.docx
@@ -64,7 +64,7 @@
         </w:rPr>
         <w:t xml:space="preserve">Open the map: </w:t>
       </w:r>
-      <w:hyperlink w:history="1" r:id="rIddjaco6y9zze7wpk-ygzt8">
+      <w:hyperlink w:history="1" r:id="rIdnvz4eq43z8hz-ln520ums">
         <w:r>
           <w:rPr>
             <w:i/>

--- a/resources/dist/sheets/us-slavery-and-slave-trade-1850-student-sheet-en.docx
+++ b/resources/dist/sheets/us-slavery-and-slave-trade-1850-student-sheet-en.docx
@@ -64,7 +64,7 @@
         </w:rPr>
         <w:t xml:space="preserve">Open the map: </w:t>
       </w:r>
-      <w:hyperlink w:history="1" r:id="rIdnvz4eq43z8hz-ln520ums">
+      <w:hyperlink w:history="1" r:id="rIdbsr5mwsyc38_t0v3ih190">
         <w:r>
           <w:rPr>
             <w:i/>

--- a/resources/dist/sheets/us-slavery-and-slave-trade-1850-student-sheet-en.docx
+++ b/resources/dist/sheets/us-slavery-and-slave-trade-1850-student-sheet-en.docx
@@ -64,7 +64,7 @@
         </w:rPr>
         <w:t xml:space="preserve">Open the map: </w:t>
       </w:r>
-      <w:hyperlink w:history="1" r:id="rIdbsr5mwsyc38_t0v3ih190">
+      <w:hyperlink w:history="1" r:id="rIderxxae_a5zrm2_y2acowu">
         <w:r>
           <w:rPr>
             <w:i/>
